--- a/Examen_Seg_parcial/Examne Vision2.docx
+++ b/Examen_Seg_parcial/Examne Vision2.docx
@@ -1,39 +1,58 @@
 
 <file path=word/document.xml><?xml version="1.0" encoding="utf-8"?>
-<w:document xmlns:wpc="http://schemas.microsoft.com/office/word/2010/wordprocessingCanvas" xmlns:cx="http://schemas.microsoft.com/office/drawing/2014/chartex" xmlns:cx1="http://schemas.microsoft.com/office/drawing/2015/9/8/chartex" xmlns:cx2="http://schemas.microsoft.com/office/drawing/2015/10/21/chartex" xmlns:cx3="http://schemas.microsoft.com/office/drawing/2016/5/9/chartex" xmlns:cx4="http://schemas.microsoft.com/office/drawing/2016/5/10/chartex" xmlns:cx5="http://schemas.microsoft.com/office/drawing/2016/5/11/chartex" xmlns:cx6="http://schemas.microsoft.com/office/drawing/2016/5/12/chartex" xmlns:cx7="http://schemas.microsoft.com/office/drawing/2016/5/13/chartex" xmlns:cx8="http://schemas.microsoft.com/office/drawing/2016/5/14/chartex" xmlns:mc="http://schemas.openxmlformats.org/markup-compatibility/2006" xmlns:aink="http://schemas.microsoft.com/office/drawing/2016/ink" xmlns:am3d="http://schemas.microsoft.com/office/drawing/2017/model3d" xmlns:o="urn:schemas-microsoft-com:office:office" xmlns:oel="http://schemas.microsoft.com/office/2019/extlst" xmlns:r="http://schemas.openxmlformats.org/officeDocument/2006/relationships" xmlns:m="http://schemas.openxmlformats.org/officeDocument/2006/math" xmlns:v="urn:schemas-microsoft-com:vml" xmlns:wp14="http://schemas.microsoft.com/office/word/2010/wordprocessingDrawing" xmlns:wp="http://schemas.openxmlformats.org/drawingml/2006/wordprocessingDrawing" xmlns:w10="urn:schemas-microsoft-com:office:word" xmlns:w="http://schemas.openxmlformats.org/wordprocessingml/2006/main" xmlns:w14="http://schemas.microsoft.com/office/word/2010/wordml" xmlns:w15="http://schemas.microsoft.com/office/word/2012/wordml" xmlns:w16cex="http://schemas.microsoft.com/office/word/2018/wordml/cex" xmlns:w16cid="http://schemas.microsoft.com/office/word/2016/wordml/cid" xmlns:w16="http://schemas.microsoft.com/office/word/2018/wordml" xmlns:w16du="http://schemas.microsoft.com/office/word/2023/wordml/word16du" xmlns:w16sdtdh="http://schemas.microsoft.com/office/word/2020/wordml/sdtdatahash" xmlns:w16sdtfl="http://schemas.microsoft.com/office/word/2024/wordml/sdtformatlock" xmlns:w16se="http://schemas.microsoft.com/office/word/2015/wordml/symex" xmlns:wpg="http://schemas.microsoft.com/office/word/2010/wordprocessingGroup" xmlns:wpi="http://schemas.microsoft.com/office/word/2010/wordprocessingInk" xmlns:wne="http://schemas.microsoft.com/office/word/2006/wordml" xmlns:wps="http://schemas.microsoft.com/office/word/2010/wordprocessingShape" mc:Ignorable="w14 w15 w16se w16cid w16 w16cex w16sdtdh w16sdtfl w16du wp14">
+<w:document xmlns:mc="http://schemas.openxmlformats.org/markup-compatibility/2006" xmlns:o="urn:schemas-microsoft-com:office:office" xmlns:r="http://schemas.openxmlformats.org/officeDocument/2006/relationships" xmlns:m="http://schemas.openxmlformats.org/officeDocument/2006/math" xmlns:v="urn:schemas-microsoft-com:vml" xmlns:wp="http://schemas.openxmlformats.org/drawingml/2006/wordprocessingDrawing" xmlns:w10="urn:schemas-microsoft-com:office:word" xmlns:w="http://schemas.openxmlformats.org/wordprocessingml/2006/main" xmlns:wne="http://schemas.microsoft.com/office/word/2006/wordml" xmlns:sl="http://schemas.openxmlformats.org/schemaLibrary/2006/main" xmlns:a="http://schemas.openxmlformats.org/drawingml/2006/main" xmlns:pic="http://schemas.openxmlformats.org/drawingml/2006/picture" xmlns:c="http://schemas.openxmlformats.org/drawingml/2006/chart" xmlns:lc="http://schemas.openxmlformats.org/drawingml/2006/lockedCanvas" xmlns:dgm="http://schemas.openxmlformats.org/drawingml/2006/diagram" xmlns:wps="http://schemas.microsoft.com/office/word/2010/wordprocessingShape" xmlns:wpg="http://schemas.microsoft.com/office/word/2010/wordprocessingGroup" xmlns:w14="http://schemas.microsoft.com/office/word/2010/wordml" xmlns:w15="http://schemas.microsoft.com/office/word/2012/wordml" xmlns:w16="http://schemas.microsoft.com/office/word/2018/wordml" xmlns:w16cex="http://schemas.microsoft.com/office/word/2018/wordml/cex" xmlns:w16cid="http://schemas.microsoft.com/office/word/2016/wordml/cid" xmlns="http://schemas.microsoft.com/office/tasks/2019/documenttasks" xmlns:cr="http://schemas.microsoft.com/office/comments/2020/reactions">
   <w:body>
     <w:p>
-      <w:r>
-        <w:t>Ejercicio 1:</w:t>
-      </w:r>
-    </w:p>
-    <w:p>
-      <w:r>
-        <w:t>Realizar de las base de datos con nombre:  vehiculos.csv   </w:t>
-      </w:r>
-    </w:p>
-    <w:p>
-      <w:r>
-        <w:t>Realizar lo siguiente:</w:t>
-      </w:r>
-    </w:p>
-    <w:p>
-      <w:r>
-        <w:t>Genere un modelo que resuelva la información y que pueda definir las clases de vehículos.</w:t>
-      </w:r>
-    </w:p>
-    <w:p>
-      <w:r>
-        <w:t>Del modelo creado evaluar </w:t>
+      <w:pPr>
+        <w:rPr/>
+      </w:pPr>
+      <w:r>
+        <w:rPr>
+          <w:rtl w:val="0"/>
+        </w:rPr>
+        <w:t xml:space="preserve">1.- Realizar de las base de datos con nombre:  vehiculos.csv   </w:t>
+      </w:r>
+    </w:p>
+    <w:p>
+      <w:pPr>
+        <w:rPr/>
+      </w:pPr>
+      <w:r>
+        <w:rPr>
+          <w:rtl w:val="0"/>
+        </w:rPr>
+        <w:t xml:space="preserve">Realizar lo siguiente:</w:t>
+      </w:r>
+    </w:p>
+    <w:p>
+      <w:pPr>
+        <w:rPr/>
+      </w:pPr>
+      <w:r>
+        <w:rPr>
+          <w:rtl w:val="0"/>
+        </w:rPr>
+        <w:t xml:space="preserve">Genere un modelo que resuelva la información y que pueda definir las clases de vehículos.</w:t>
+      </w:r>
+    </w:p>
+    <w:p>
+      <w:pPr>
+        <w:rPr/>
+      </w:pPr>
+      <w:r>
+        <w:rPr>
+          <w:rtl w:val="0"/>
+        </w:rPr>
+        <w:t xml:space="preserve">2.- Del modelo creado evaluar </w:t>
       </w:r>
     </w:p>
     <w:tbl>
       <w:tblPr>
-        <w:tblStyle w:val="a"/>
-        <w:tblW w:w="8828" w:type="dxa"/>
-        <w:tblInd w:w="0" w:type="dxa"/>
+        <w:tblStyle w:val="Table1"/>
+        <w:tblW w:w="8828.0" w:type="dxa"/>
+        <w:jc w:val="left"/>
         <w:tblLayout w:type="fixed"/>
-        <w:tblLook w:val="0400" w:firstRow="0" w:lastRow="0" w:firstColumn="0" w:lastColumn="0" w:noHBand="0" w:noVBand="1"/>
+        <w:tblLook w:val="0400"/>
       </w:tblPr>
       <w:tblGrid>
         <w:gridCol w:w="642"/>
@@ -46,527 +65,687 @@
         <w:gridCol w:w="964"/>
         <w:gridCol w:w="968"/>
         <w:gridCol w:w="660"/>
+        <w:tblGridChange w:id="0">
+          <w:tblGrid>
+            <w:gridCol w:w="642"/>
+            <w:gridCol w:w="884"/>
+            <w:gridCol w:w="598"/>
+            <w:gridCol w:w="692"/>
+            <w:gridCol w:w="993"/>
+            <w:gridCol w:w="1212"/>
+            <w:gridCol w:w="1215"/>
+            <w:gridCol w:w="964"/>
+            <w:gridCol w:w="968"/>
+            <w:gridCol w:w="660"/>
+          </w:tblGrid>
+        </w:tblGridChange>
       </w:tblGrid>
       <w:tr>
         <w:trPr>
-          <w:trHeight w:val="300"/>
+          <w:cantSplit w:val="0"/>
+          <w:trHeight w:val="300" w:hRule="atLeast"/>
+          <w:tblHeader w:val="0"/>
         </w:trPr>
         <w:tc>
           <w:tcPr>
-            <w:tcW w:w="642" w:type="dxa"/>
             <w:tcBorders>
-              <w:top w:val="single" w:sz="4" w:space="0" w:color="000000"/>
-              <w:left w:val="single" w:sz="4" w:space="0" w:color="000000"/>
-              <w:bottom w:val="single" w:sz="4" w:space="0" w:color="000000"/>
-              <w:right w:val="single" w:sz="4" w:space="0" w:color="000000"/>
+              <w:top w:color="000000" w:space="0" w:sz="4" w:val="single"/>
+              <w:left w:color="000000" w:space="0" w:sz="4" w:val="single"/>
+              <w:bottom w:color="000000" w:space="0" w:sz="4" w:val="single"/>
+              <w:right w:color="000000" w:space="0" w:sz="4" w:val="single"/>
             </w:tcBorders>
             <w:tcMar>
-              <w:top w:w="0" w:type="dxa"/>
-              <w:left w:w="70" w:type="dxa"/>
-              <w:bottom w:w="0" w:type="dxa"/>
-              <w:right w:w="70" w:type="dxa"/>
+              <w:top w:w="0.0" w:type="dxa"/>
+              <w:left w:w="70.0" w:type="dxa"/>
+              <w:bottom w:w="0.0" w:type="dxa"/>
+              <w:right w:w="70.0" w:type="dxa"/>
             </w:tcMar>
             <w:vAlign w:val="bottom"/>
           </w:tcPr>
           <w:p>
+            <w:pPr>
+              <w:rPr/>
+            </w:pPr>
             <w:r>
-              <w:t>compactness</w:t>
+              <w:rPr>
+                <w:rtl w:val="0"/>
+              </w:rPr>
+              <w:t xml:space="preserve">compactness</w:t>
             </w:r>
           </w:p>
         </w:tc>
         <w:tc>
           <w:tcPr>
-            <w:tcW w:w="884" w:type="dxa"/>
             <w:tcBorders>
-              <w:top w:val="single" w:sz="4" w:space="0" w:color="000000"/>
-              <w:left w:val="single" w:sz="4" w:space="0" w:color="000000"/>
-              <w:bottom w:val="single" w:sz="4" w:space="0" w:color="000000"/>
-              <w:right w:val="single" w:sz="4" w:space="0" w:color="000000"/>
+              <w:top w:color="000000" w:space="0" w:sz="4" w:val="single"/>
+              <w:left w:color="000000" w:space="0" w:sz="4" w:val="single"/>
+              <w:bottom w:color="000000" w:space="0" w:sz="4" w:val="single"/>
+              <w:right w:color="000000" w:space="0" w:sz="4" w:val="single"/>
             </w:tcBorders>
             <w:tcMar>
-              <w:top w:w="0" w:type="dxa"/>
-              <w:left w:w="70" w:type="dxa"/>
-              <w:bottom w:w="0" w:type="dxa"/>
-              <w:right w:w="70" w:type="dxa"/>
+              <w:top w:w="0.0" w:type="dxa"/>
+              <w:left w:w="70.0" w:type="dxa"/>
+              <w:bottom w:w="0.0" w:type="dxa"/>
+              <w:right w:w="70.0" w:type="dxa"/>
             </w:tcMar>
             <w:vAlign w:val="bottom"/>
           </w:tcPr>
           <w:p>
+            <w:pPr>
+              <w:rPr/>
+            </w:pPr>
             <w:r>
-              <w:t>distance_circularity</w:t>
+              <w:rPr>
+                <w:rtl w:val="0"/>
+              </w:rPr>
+              <w:t xml:space="preserve">distance_circularity</w:t>
             </w:r>
           </w:p>
         </w:tc>
         <w:tc>
           <w:tcPr>
-            <w:tcW w:w="598" w:type="dxa"/>
             <w:tcBorders>
-              <w:top w:val="single" w:sz="4" w:space="0" w:color="000000"/>
-              <w:left w:val="single" w:sz="4" w:space="0" w:color="000000"/>
-              <w:bottom w:val="single" w:sz="4" w:space="0" w:color="000000"/>
-              <w:right w:val="single" w:sz="4" w:space="0" w:color="000000"/>
+              <w:top w:color="000000" w:space="0" w:sz="4" w:val="single"/>
+              <w:left w:color="000000" w:space="0" w:sz="4" w:val="single"/>
+              <w:bottom w:color="000000" w:space="0" w:sz="4" w:val="single"/>
+              <w:right w:color="000000" w:space="0" w:sz="4" w:val="single"/>
             </w:tcBorders>
             <w:tcMar>
-              <w:top w:w="0" w:type="dxa"/>
-              <w:left w:w="70" w:type="dxa"/>
-              <w:bottom w:w="0" w:type="dxa"/>
-              <w:right w:w="70" w:type="dxa"/>
+              <w:top w:w="0.0" w:type="dxa"/>
+              <w:left w:w="70.0" w:type="dxa"/>
+              <w:bottom w:w="0.0" w:type="dxa"/>
+              <w:right w:w="70.0" w:type="dxa"/>
             </w:tcMar>
             <w:vAlign w:val="bottom"/>
           </w:tcPr>
           <w:p>
+            <w:pPr>
+              <w:rPr/>
+            </w:pPr>
             <w:r>
-              <w:t>radius_ratio</w:t>
+              <w:rPr>
+                <w:rtl w:val="0"/>
+              </w:rPr>
+              <w:t xml:space="preserve">radius_ratio</w:t>
             </w:r>
           </w:p>
         </w:tc>
         <w:tc>
           <w:tcPr>
-            <w:tcW w:w="692" w:type="dxa"/>
             <w:tcBorders>
-              <w:top w:val="single" w:sz="4" w:space="0" w:color="000000"/>
-              <w:left w:val="single" w:sz="4" w:space="0" w:color="000000"/>
-              <w:bottom w:val="single" w:sz="4" w:space="0" w:color="000000"/>
-              <w:right w:val="single" w:sz="4" w:space="0" w:color="000000"/>
+              <w:top w:color="000000" w:space="0" w:sz="4" w:val="single"/>
+              <w:left w:color="000000" w:space="0" w:sz="4" w:val="single"/>
+              <w:bottom w:color="000000" w:space="0" w:sz="4" w:val="single"/>
+              <w:right w:color="000000" w:space="0" w:sz="4" w:val="single"/>
             </w:tcBorders>
             <w:tcMar>
-              <w:top w:w="0" w:type="dxa"/>
-              <w:left w:w="70" w:type="dxa"/>
-              <w:bottom w:w="0" w:type="dxa"/>
-              <w:right w:w="70" w:type="dxa"/>
+              <w:top w:w="0.0" w:type="dxa"/>
+              <w:left w:w="70.0" w:type="dxa"/>
+              <w:bottom w:w="0.0" w:type="dxa"/>
+              <w:right w:w="70.0" w:type="dxa"/>
             </w:tcMar>
             <w:vAlign w:val="bottom"/>
           </w:tcPr>
           <w:p>
+            <w:pPr>
+              <w:rPr/>
+            </w:pPr>
             <w:r>
-              <w:t>elongatedness</w:t>
+              <w:rPr>
+                <w:rtl w:val="0"/>
+              </w:rPr>
+              <w:t xml:space="preserve">elongatedness</w:t>
             </w:r>
           </w:p>
         </w:tc>
         <w:tc>
           <w:tcPr>
-            <w:tcW w:w="993" w:type="dxa"/>
             <w:tcBorders>
-              <w:top w:val="single" w:sz="4" w:space="0" w:color="000000"/>
-              <w:left w:val="single" w:sz="4" w:space="0" w:color="000000"/>
-              <w:bottom w:val="single" w:sz="4" w:space="0" w:color="000000"/>
-              <w:right w:val="single" w:sz="4" w:space="0" w:color="000000"/>
+              <w:top w:color="000000" w:space="0" w:sz="4" w:val="single"/>
+              <w:left w:color="000000" w:space="0" w:sz="4" w:val="single"/>
+              <w:bottom w:color="000000" w:space="0" w:sz="4" w:val="single"/>
+              <w:right w:color="000000" w:space="0" w:sz="4" w:val="single"/>
             </w:tcBorders>
             <w:tcMar>
-              <w:top w:w="0" w:type="dxa"/>
-              <w:left w:w="70" w:type="dxa"/>
-              <w:bottom w:w="0" w:type="dxa"/>
-              <w:right w:w="70" w:type="dxa"/>
+              <w:top w:w="0.0" w:type="dxa"/>
+              <w:left w:w="70.0" w:type="dxa"/>
+              <w:bottom w:w="0.0" w:type="dxa"/>
+              <w:right w:w="70.0" w:type="dxa"/>
             </w:tcMar>
             <w:vAlign w:val="bottom"/>
           </w:tcPr>
           <w:p>
+            <w:pPr>
+              <w:rPr/>
+            </w:pPr>
             <w:r>
-              <w:t>pr_axis_rectangularity</w:t>
+              <w:rPr>
+                <w:rtl w:val="0"/>
+              </w:rPr>
+              <w:t xml:space="preserve">pr_axis_rectangularity</w:t>
             </w:r>
           </w:p>
         </w:tc>
         <w:tc>
           <w:tcPr>
-            <w:tcW w:w="1212" w:type="dxa"/>
             <w:tcBorders>
-              <w:top w:val="single" w:sz="4" w:space="0" w:color="000000"/>
-              <w:left w:val="single" w:sz="4" w:space="0" w:color="000000"/>
-              <w:bottom w:val="single" w:sz="4" w:space="0" w:color="000000"/>
-              <w:right w:val="single" w:sz="4" w:space="0" w:color="000000"/>
+              <w:top w:color="000000" w:space="0" w:sz="4" w:val="single"/>
+              <w:left w:color="000000" w:space="0" w:sz="4" w:val="single"/>
+              <w:bottom w:color="000000" w:space="0" w:sz="4" w:val="single"/>
+              <w:right w:color="000000" w:space="0" w:sz="4" w:val="single"/>
             </w:tcBorders>
             <w:tcMar>
-              <w:top w:w="0" w:type="dxa"/>
-              <w:left w:w="70" w:type="dxa"/>
-              <w:bottom w:w="0" w:type="dxa"/>
-              <w:right w:w="70" w:type="dxa"/>
+              <w:top w:w="0.0" w:type="dxa"/>
+              <w:left w:w="70.0" w:type="dxa"/>
+              <w:bottom w:w="0.0" w:type="dxa"/>
+              <w:right w:w="70.0" w:type="dxa"/>
             </w:tcMar>
             <w:vAlign w:val="bottom"/>
           </w:tcPr>
           <w:p>
+            <w:pPr>
+              <w:rPr/>
+            </w:pPr>
             <w:r>
-              <w:t>scaled_variance_major_axis</w:t>
+              <w:rPr>
+                <w:rtl w:val="0"/>
+              </w:rPr>
+              <w:t xml:space="preserve">scaled_variance_major_axis</w:t>
             </w:r>
           </w:p>
         </w:tc>
         <w:tc>
           <w:tcPr>
-            <w:tcW w:w="1215" w:type="dxa"/>
             <w:tcBorders>
-              <w:top w:val="single" w:sz="4" w:space="0" w:color="000000"/>
-              <w:left w:val="single" w:sz="4" w:space="0" w:color="000000"/>
-              <w:bottom w:val="single" w:sz="4" w:space="0" w:color="000000"/>
-              <w:right w:val="single" w:sz="4" w:space="0" w:color="000000"/>
+              <w:top w:color="000000" w:space="0" w:sz="4" w:val="single"/>
+              <w:left w:color="000000" w:space="0" w:sz="4" w:val="single"/>
+              <w:bottom w:color="000000" w:space="0" w:sz="4" w:val="single"/>
+              <w:right w:color="000000" w:space="0" w:sz="4" w:val="single"/>
             </w:tcBorders>
             <w:tcMar>
-              <w:top w:w="0" w:type="dxa"/>
-              <w:left w:w="70" w:type="dxa"/>
-              <w:bottom w:w="0" w:type="dxa"/>
-              <w:right w:w="70" w:type="dxa"/>
+              <w:top w:w="0.0" w:type="dxa"/>
+              <w:left w:w="70.0" w:type="dxa"/>
+              <w:bottom w:w="0.0" w:type="dxa"/>
+              <w:right w:w="70.0" w:type="dxa"/>
             </w:tcMar>
             <w:vAlign w:val="bottom"/>
           </w:tcPr>
           <w:p>
+            <w:pPr>
+              <w:rPr/>
+            </w:pPr>
             <w:r>
-              <w:t>scaled_variance_minor_axis</w:t>
+              <w:rPr>
+                <w:rtl w:val="0"/>
+              </w:rPr>
+              <w:t xml:space="preserve">scaled_variance_minor_axis</w:t>
             </w:r>
           </w:p>
         </w:tc>
         <w:tc>
           <w:tcPr>
-            <w:tcW w:w="964" w:type="dxa"/>
             <w:tcBorders>
-              <w:top w:val="single" w:sz="4" w:space="0" w:color="000000"/>
-              <w:left w:val="single" w:sz="4" w:space="0" w:color="000000"/>
-              <w:bottom w:val="single" w:sz="4" w:space="0" w:color="000000"/>
-              <w:right w:val="single" w:sz="4" w:space="0" w:color="000000"/>
+              <w:top w:color="000000" w:space="0" w:sz="4" w:val="single"/>
+              <w:left w:color="000000" w:space="0" w:sz="4" w:val="single"/>
+              <w:bottom w:color="000000" w:space="0" w:sz="4" w:val="single"/>
+              <w:right w:color="000000" w:space="0" w:sz="4" w:val="single"/>
             </w:tcBorders>
             <w:tcMar>
-              <w:top w:w="0" w:type="dxa"/>
-              <w:left w:w="70" w:type="dxa"/>
-              <w:bottom w:w="0" w:type="dxa"/>
-              <w:right w:w="70" w:type="dxa"/>
+              <w:top w:w="0.0" w:type="dxa"/>
+              <w:left w:w="70.0" w:type="dxa"/>
+              <w:bottom w:w="0.0" w:type="dxa"/>
+              <w:right w:w="70.0" w:type="dxa"/>
             </w:tcMar>
             <w:vAlign w:val="bottom"/>
           </w:tcPr>
           <w:p>
+            <w:pPr>
+              <w:rPr/>
+            </w:pPr>
             <w:r>
-              <w:t>skewness_major_axis</w:t>
+              <w:rPr>
+                <w:rtl w:val="0"/>
+              </w:rPr>
+              <w:t xml:space="preserve">skewness_major_axis</w:t>
             </w:r>
           </w:p>
         </w:tc>
         <w:tc>
           <w:tcPr>
-            <w:tcW w:w="968" w:type="dxa"/>
             <w:tcBorders>
-              <w:top w:val="single" w:sz="4" w:space="0" w:color="000000"/>
-              <w:left w:val="single" w:sz="4" w:space="0" w:color="000000"/>
-              <w:bottom w:val="single" w:sz="4" w:space="0" w:color="000000"/>
-              <w:right w:val="single" w:sz="4" w:space="0" w:color="000000"/>
+              <w:top w:color="000000" w:space="0" w:sz="4" w:val="single"/>
+              <w:left w:color="000000" w:space="0" w:sz="4" w:val="single"/>
+              <w:bottom w:color="000000" w:space="0" w:sz="4" w:val="single"/>
+              <w:right w:color="000000" w:space="0" w:sz="4" w:val="single"/>
             </w:tcBorders>
             <w:tcMar>
-              <w:top w:w="0" w:type="dxa"/>
-              <w:left w:w="70" w:type="dxa"/>
-              <w:bottom w:w="0" w:type="dxa"/>
-              <w:right w:w="70" w:type="dxa"/>
+              <w:top w:w="0.0" w:type="dxa"/>
+              <w:left w:w="70.0" w:type="dxa"/>
+              <w:bottom w:w="0.0" w:type="dxa"/>
+              <w:right w:w="70.0" w:type="dxa"/>
             </w:tcMar>
             <w:vAlign w:val="bottom"/>
           </w:tcPr>
           <w:p>
+            <w:pPr>
+              <w:rPr/>
+            </w:pPr>
             <w:r>
-              <w:t>skewness_minor_axis</w:t>
+              <w:rPr>
+                <w:rtl w:val="0"/>
+              </w:rPr>
+              <w:t xml:space="preserve">skewness_minor_axis</w:t>
             </w:r>
           </w:p>
         </w:tc>
         <w:tc>
           <w:tcPr>
-            <w:tcW w:w="660" w:type="dxa"/>
             <w:tcBorders>
-              <w:top w:val="single" w:sz="4" w:space="0" w:color="000000"/>
-              <w:left w:val="single" w:sz="4" w:space="0" w:color="000000"/>
-              <w:bottom w:val="single" w:sz="4" w:space="0" w:color="000000"/>
-              <w:right w:val="single" w:sz="4" w:space="0" w:color="000000"/>
+              <w:top w:color="000000" w:space="0" w:sz="4" w:val="single"/>
+              <w:left w:color="000000" w:space="0" w:sz="4" w:val="single"/>
+              <w:bottom w:color="000000" w:space="0" w:sz="4" w:val="single"/>
+              <w:right w:color="000000" w:space="0" w:sz="4" w:val="single"/>
             </w:tcBorders>
             <w:tcMar>
-              <w:top w:w="0" w:type="dxa"/>
-              <w:left w:w="70" w:type="dxa"/>
-              <w:bottom w:w="0" w:type="dxa"/>
-              <w:right w:w="70" w:type="dxa"/>
+              <w:top w:w="0.0" w:type="dxa"/>
+              <w:left w:w="70.0" w:type="dxa"/>
+              <w:bottom w:w="0.0" w:type="dxa"/>
+              <w:right w:w="70.0" w:type="dxa"/>
             </w:tcMar>
             <w:vAlign w:val="bottom"/>
           </w:tcPr>
           <w:p>
+            <w:pPr>
+              <w:rPr/>
+            </w:pPr>
             <w:r>
-              <w:t>hollows_ratio</w:t>
+              <w:rPr>
+                <w:rtl w:val="0"/>
+              </w:rPr>
+              <w:t xml:space="preserve">hollows_ratio</w:t>
             </w:r>
           </w:p>
         </w:tc>
       </w:tr>
       <w:tr>
         <w:trPr>
-          <w:trHeight w:val="300"/>
+          <w:cantSplit w:val="0"/>
+          <w:trHeight w:val="300" w:hRule="atLeast"/>
+          <w:tblHeader w:val="0"/>
         </w:trPr>
         <w:tc>
           <w:tcPr>
-            <w:tcW w:w="642" w:type="dxa"/>
             <w:tcBorders>
-              <w:top w:val="single" w:sz="4" w:space="0" w:color="000000"/>
-              <w:left w:val="single" w:sz="4" w:space="0" w:color="000000"/>
-              <w:bottom w:val="single" w:sz="4" w:space="0" w:color="000000"/>
-              <w:right w:val="single" w:sz="4" w:space="0" w:color="000000"/>
+              <w:top w:color="000000" w:space="0" w:sz="4" w:val="single"/>
+              <w:left w:color="000000" w:space="0" w:sz="4" w:val="single"/>
+              <w:bottom w:color="000000" w:space="0" w:sz="4" w:val="single"/>
+              <w:right w:color="000000" w:space="0" w:sz="4" w:val="single"/>
             </w:tcBorders>
             <w:tcMar>
-              <w:top w:w="0" w:type="dxa"/>
-              <w:left w:w="70" w:type="dxa"/>
-              <w:bottom w:w="0" w:type="dxa"/>
-              <w:right w:w="70" w:type="dxa"/>
+              <w:top w:w="0.0" w:type="dxa"/>
+              <w:left w:w="70.0" w:type="dxa"/>
+              <w:bottom w:w="0.0" w:type="dxa"/>
+              <w:right w:w="70.0" w:type="dxa"/>
             </w:tcMar>
             <w:vAlign w:val="bottom"/>
           </w:tcPr>
           <w:p>
+            <w:pPr>
+              <w:rPr/>
+            </w:pPr>
             <w:r>
-              <w:t>95</w:t>
+              <w:rPr>
+                <w:rtl w:val="0"/>
+              </w:rPr>
+              <w:t xml:space="preserve">95</w:t>
             </w:r>
           </w:p>
         </w:tc>
         <w:tc>
           <w:tcPr>
-            <w:tcW w:w="884" w:type="dxa"/>
             <w:tcBorders>
-              <w:top w:val="single" w:sz="4" w:space="0" w:color="000000"/>
-              <w:left w:val="single" w:sz="4" w:space="0" w:color="000000"/>
-              <w:bottom w:val="single" w:sz="4" w:space="0" w:color="000000"/>
-              <w:right w:val="single" w:sz="4" w:space="0" w:color="000000"/>
+              <w:top w:color="000000" w:space="0" w:sz="4" w:val="single"/>
+              <w:left w:color="000000" w:space="0" w:sz="4" w:val="single"/>
+              <w:bottom w:color="000000" w:space="0" w:sz="4" w:val="single"/>
+              <w:right w:color="000000" w:space="0" w:sz="4" w:val="single"/>
             </w:tcBorders>
             <w:tcMar>
-              <w:top w:w="0" w:type="dxa"/>
-              <w:left w:w="70" w:type="dxa"/>
-              <w:bottom w:w="0" w:type="dxa"/>
-              <w:right w:w="70" w:type="dxa"/>
+              <w:top w:w="0.0" w:type="dxa"/>
+              <w:left w:w="70.0" w:type="dxa"/>
+              <w:bottom w:w="0.0" w:type="dxa"/>
+              <w:right w:w="70.0" w:type="dxa"/>
             </w:tcMar>
             <w:vAlign w:val="bottom"/>
           </w:tcPr>
           <w:p>
+            <w:pPr>
+              <w:rPr/>
+            </w:pPr>
             <w:r>
-              <w:t>100</w:t>
+              <w:rPr>
+                <w:rtl w:val="0"/>
+              </w:rPr>
+              <w:t xml:space="preserve">100</w:t>
             </w:r>
           </w:p>
         </w:tc>
         <w:tc>
           <w:tcPr>
-            <w:tcW w:w="598" w:type="dxa"/>
             <w:tcBorders>
-              <w:top w:val="single" w:sz="4" w:space="0" w:color="000000"/>
-              <w:left w:val="single" w:sz="4" w:space="0" w:color="000000"/>
-              <w:bottom w:val="single" w:sz="4" w:space="0" w:color="000000"/>
-              <w:right w:val="single" w:sz="4" w:space="0" w:color="000000"/>
+              <w:top w:color="000000" w:space="0" w:sz="4" w:val="single"/>
+              <w:left w:color="000000" w:space="0" w:sz="4" w:val="single"/>
+              <w:bottom w:color="000000" w:space="0" w:sz="4" w:val="single"/>
+              <w:right w:color="000000" w:space="0" w:sz="4" w:val="single"/>
             </w:tcBorders>
             <w:tcMar>
-              <w:top w:w="0" w:type="dxa"/>
-              <w:left w:w="70" w:type="dxa"/>
-              <w:bottom w:w="0" w:type="dxa"/>
-              <w:right w:w="70" w:type="dxa"/>
+              <w:top w:w="0.0" w:type="dxa"/>
+              <w:left w:w="70.0" w:type="dxa"/>
+              <w:bottom w:w="0.0" w:type="dxa"/>
+              <w:right w:w="70.0" w:type="dxa"/>
             </w:tcMar>
             <w:vAlign w:val="bottom"/>
           </w:tcPr>
           <w:p>
+            <w:pPr>
+              <w:rPr/>
+            </w:pPr>
             <w:r>
-              <w:t>68</w:t>
+              <w:rPr>
+                <w:rtl w:val="0"/>
+              </w:rPr>
+              <w:t xml:space="preserve">68</w:t>
             </w:r>
           </w:p>
         </w:tc>
         <w:tc>
           <w:tcPr>
-            <w:tcW w:w="692" w:type="dxa"/>
             <w:tcBorders>
-              <w:top w:val="single" w:sz="4" w:space="0" w:color="000000"/>
-              <w:left w:val="single" w:sz="4" w:space="0" w:color="000000"/>
-              <w:bottom w:val="single" w:sz="4" w:space="0" w:color="000000"/>
-              <w:right w:val="single" w:sz="4" w:space="0" w:color="000000"/>
+              <w:top w:color="000000" w:space="0" w:sz="4" w:val="single"/>
+              <w:left w:color="000000" w:space="0" w:sz="4" w:val="single"/>
+              <w:bottom w:color="000000" w:space="0" w:sz="4" w:val="single"/>
+              <w:right w:color="000000" w:space="0" w:sz="4" w:val="single"/>
             </w:tcBorders>
             <w:tcMar>
-              <w:top w:w="0" w:type="dxa"/>
-              <w:left w:w="70" w:type="dxa"/>
-              <w:bottom w:w="0" w:type="dxa"/>
-              <w:right w:w="70" w:type="dxa"/>
+              <w:top w:w="0.0" w:type="dxa"/>
+              <w:left w:w="70.0" w:type="dxa"/>
+              <w:bottom w:w="0.0" w:type="dxa"/>
+              <w:right w:w="70.0" w:type="dxa"/>
             </w:tcMar>
             <w:vAlign w:val="bottom"/>
           </w:tcPr>
           <w:p>
+            <w:pPr>
+              <w:rPr/>
+            </w:pPr>
             <w:r>
-              <w:t>22</w:t>
+              <w:rPr>
+                <w:rtl w:val="0"/>
+              </w:rPr>
+              <w:t xml:space="preserve">22</w:t>
             </w:r>
           </w:p>
         </w:tc>
         <w:tc>
           <w:tcPr>
-            <w:tcW w:w="993" w:type="dxa"/>
             <w:tcBorders>
-              <w:top w:val="single" w:sz="4" w:space="0" w:color="000000"/>
-              <w:left w:val="single" w:sz="4" w:space="0" w:color="000000"/>
-              <w:bottom w:val="single" w:sz="4" w:space="0" w:color="000000"/>
-              <w:right w:val="single" w:sz="4" w:space="0" w:color="000000"/>
+              <w:top w:color="000000" w:space="0" w:sz="4" w:val="single"/>
+              <w:left w:color="000000" w:space="0" w:sz="4" w:val="single"/>
+              <w:bottom w:color="000000" w:space="0" w:sz="4" w:val="single"/>
+              <w:right w:color="000000" w:space="0" w:sz="4" w:val="single"/>
             </w:tcBorders>
             <w:tcMar>
-              <w:top w:w="0" w:type="dxa"/>
-              <w:left w:w="70" w:type="dxa"/>
-              <w:bottom w:w="0" w:type="dxa"/>
-              <w:right w:w="70" w:type="dxa"/>
+              <w:top w:w="0.0" w:type="dxa"/>
+              <w:left w:w="70.0" w:type="dxa"/>
+              <w:bottom w:w="0.0" w:type="dxa"/>
+              <w:right w:w="70.0" w:type="dxa"/>
             </w:tcMar>
             <w:vAlign w:val="bottom"/>
           </w:tcPr>
           <w:p>
+            <w:pPr>
+              <w:rPr/>
+            </w:pPr>
             <w:r>
-              <w:t>10</w:t>
+              <w:rPr>
+                <w:rtl w:val="0"/>
+              </w:rPr>
+              <w:t xml:space="preserve">10</w:t>
             </w:r>
           </w:p>
         </w:tc>
         <w:tc>
           <w:tcPr>
-            <w:tcW w:w="1212" w:type="dxa"/>
             <w:tcBorders>
-              <w:top w:val="single" w:sz="4" w:space="0" w:color="000000"/>
-              <w:left w:val="single" w:sz="4" w:space="0" w:color="000000"/>
-              <w:bottom w:val="single" w:sz="4" w:space="0" w:color="000000"/>
-              <w:right w:val="single" w:sz="4" w:space="0" w:color="000000"/>
+              <w:top w:color="000000" w:space="0" w:sz="4" w:val="single"/>
+              <w:left w:color="000000" w:space="0" w:sz="4" w:val="single"/>
+              <w:bottom w:color="000000" w:space="0" w:sz="4" w:val="single"/>
+              <w:right w:color="000000" w:space="0" w:sz="4" w:val="single"/>
             </w:tcBorders>
             <w:tcMar>
-              <w:top w:w="0" w:type="dxa"/>
-              <w:left w:w="70" w:type="dxa"/>
-              <w:bottom w:w="0" w:type="dxa"/>
-              <w:right w:w="70" w:type="dxa"/>
+              <w:top w:w="0.0" w:type="dxa"/>
+              <w:left w:w="70.0" w:type="dxa"/>
+              <w:bottom w:w="0.0" w:type="dxa"/>
+              <w:right w:w="70.0" w:type="dxa"/>
             </w:tcMar>
             <w:vAlign w:val="bottom"/>
           </w:tcPr>
           <w:p>
+            <w:pPr>
+              <w:rPr/>
+            </w:pPr>
             <w:r>
-              <w:t>176</w:t>
+              <w:rPr>
+                <w:rtl w:val="0"/>
+              </w:rPr>
+              <w:t xml:space="preserve">176</w:t>
             </w:r>
           </w:p>
         </w:tc>
         <w:tc>
           <w:tcPr>
-            <w:tcW w:w="1215" w:type="dxa"/>
             <w:tcBorders>
-              <w:top w:val="single" w:sz="4" w:space="0" w:color="000000"/>
-              <w:left w:val="single" w:sz="4" w:space="0" w:color="000000"/>
-              <w:bottom w:val="single" w:sz="4" w:space="0" w:color="000000"/>
-              <w:right w:val="single" w:sz="4" w:space="0" w:color="000000"/>
+              <w:top w:color="000000" w:space="0" w:sz="4" w:val="single"/>
+              <w:left w:color="000000" w:space="0" w:sz="4" w:val="single"/>
+              <w:bottom w:color="000000" w:space="0" w:sz="4" w:val="single"/>
+              <w:right w:color="000000" w:space="0" w:sz="4" w:val="single"/>
             </w:tcBorders>
             <w:tcMar>
-              <w:top w:w="0" w:type="dxa"/>
-              <w:left w:w="70" w:type="dxa"/>
-              <w:bottom w:w="0" w:type="dxa"/>
-              <w:right w:w="70" w:type="dxa"/>
+              <w:top w:w="0.0" w:type="dxa"/>
+              <w:left w:w="70.0" w:type="dxa"/>
+              <w:bottom w:w="0.0" w:type="dxa"/>
+              <w:right w:w="70.0" w:type="dxa"/>
             </w:tcMar>
             <w:vAlign w:val="bottom"/>
           </w:tcPr>
           <w:p>
+            <w:pPr>
+              <w:rPr/>
+            </w:pPr>
             <w:r>
-              <w:t>119</w:t>
+              <w:rPr>
+                <w:rtl w:val="0"/>
+              </w:rPr>
+              <w:t xml:space="preserve">119</w:t>
             </w:r>
           </w:p>
         </w:tc>
         <w:tc>
           <w:tcPr>
-            <w:tcW w:w="964" w:type="dxa"/>
             <w:tcBorders>
-              <w:top w:val="single" w:sz="4" w:space="0" w:color="000000"/>
-              <w:left w:val="single" w:sz="4" w:space="0" w:color="000000"/>
-              <w:bottom w:val="single" w:sz="4" w:space="0" w:color="000000"/>
-              <w:right w:val="single" w:sz="4" w:space="0" w:color="000000"/>
+              <w:top w:color="000000" w:space="0" w:sz="4" w:val="single"/>
+              <w:left w:color="000000" w:space="0" w:sz="4" w:val="single"/>
+              <w:bottom w:color="000000" w:space="0" w:sz="4" w:val="single"/>
+              <w:right w:color="000000" w:space="0" w:sz="4" w:val="single"/>
             </w:tcBorders>
             <w:tcMar>
-              <w:top w:w="0" w:type="dxa"/>
-              <w:left w:w="70" w:type="dxa"/>
-              <w:bottom w:w="0" w:type="dxa"/>
-              <w:right w:w="70" w:type="dxa"/>
+              <w:top w:w="0.0" w:type="dxa"/>
+              <w:left w:w="70.0" w:type="dxa"/>
+              <w:bottom w:w="0.0" w:type="dxa"/>
+              <w:right w:w="70.0" w:type="dxa"/>
             </w:tcMar>
             <w:vAlign w:val="bottom"/>
           </w:tcPr>
           <w:p>
+            <w:pPr>
+              <w:rPr/>
+            </w:pPr>
             <w:r>
-              <w:t>20</w:t>
+              <w:rPr>
+                <w:rtl w:val="0"/>
+              </w:rPr>
+              <w:t xml:space="preserve">20</w:t>
             </w:r>
           </w:p>
         </w:tc>
         <w:tc>
           <w:tcPr>
-            <w:tcW w:w="968" w:type="dxa"/>
             <w:tcBorders>
-              <w:top w:val="single" w:sz="4" w:space="0" w:color="000000"/>
-              <w:left w:val="single" w:sz="4" w:space="0" w:color="000000"/>
-              <w:bottom w:val="single" w:sz="4" w:space="0" w:color="000000"/>
-              <w:right w:val="single" w:sz="4" w:space="0" w:color="000000"/>
+              <w:top w:color="000000" w:space="0" w:sz="4" w:val="single"/>
+              <w:left w:color="000000" w:space="0" w:sz="4" w:val="single"/>
+              <w:bottom w:color="000000" w:space="0" w:sz="4" w:val="single"/>
+              <w:right w:color="000000" w:space="0" w:sz="4" w:val="single"/>
             </w:tcBorders>
             <w:tcMar>
-              <w:top w:w="0" w:type="dxa"/>
-              <w:left w:w="70" w:type="dxa"/>
-              <w:bottom w:w="0" w:type="dxa"/>
-              <w:right w:w="70" w:type="dxa"/>
+              <w:top w:w="0.0" w:type="dxa"/>
+              <w:left w:w="70.0" w:type="dxa"/>
+              <w:bottom w:w="0.0" w:type="dxa"/>
+              <w:right w:w="70.0" w:type="dxa"/>
             </w:tcMar>
             <w:vAlign w:val="bottom"/>
           </w:tcPr>
           <w:p>
+            <w:pPr>
+              <w:rPr/>
+            </w:pPr>
             <w:r>
-              <w:t>5</w:t>
+              <w:rPr>
+                <w:rtl w:val="0"/>
+              </w:rPr>
+              <w:t xml:space="preserve">5</w:t>
             </w:r>
           </w:p>
         </w:tc>
         <w:tc>
           <w:tcPr>
-            <w:tcW w:w="660" w:type="dxa"/>
             <w:tcBorders>
-              <w:top w:val="single" w:sz="4" w:space="0" w:color="000000"/>
-              <w:left w:val="single" w:sz="4" w:space="0" w:color="000000"/>
-              <w:bottom w:val="single" w:sz="4" w:space="0" w:color="000000"/>
-              <w:right w:val="single" w:sz="4" w:space="0" w:color="000000"/>
+              <w:top w:color="000000" w:space="0" w:sz="4" w:val="single"/>
+              <w:left w:color="000000" w:space="0" w:sz="4" w:val="single"/>
+              <w:bottom w:color="000000" w:space="0" w:sz="4" w:val="single"/>
+              <w:right w:color="000000" w:space="0" w:sz="4" w:val="single"/>
             </w:tcBorders>
             <w:tcMar>
-              <w:top w:w="0" w:type="dxa"/>
-              <w:left w:w="70" w:type="dxa"/>
-              <w:bottom w:w="0" w:type="dxa"/>
-              <w:right w:w="70" w:type="dxa"/>
+              <w:top w:w="0.0" w:type="dxa"/>
+              <w:left w:w="70.0" w:type="dxa"/>
+              <w:bottom w:w="0.0" w:type="dxa"/>
+              <w:right w:w="70.0" w:type="dxa"/>
             </w:tcMar>
             <w:vAlign w:val="bottom"/>
           </w:tcPr>
           <w:p>
+            <w:pPr>
+              <w:rPr/>
+            </w:pPr>
             <w:r>
-              <w:t>27</w:t>
+              <w:rPr>
+                <w:rtl w:val="0"/>
+              </w:rPr>
+              <w:t xml:space="preserve">27</w:t>
             </w:r>
           </w:p>
         </w:tc>
       </w:tr>
     </w:tbl>
     <w:p>
-      <w:r>
-        <w:t> </w:t>
-      </w:r>
-    </w:p>
-    <w:p>
-      <w:r>
-        <w:t>¿Qué vehículo es ?</w:t>
-      </w:r>
-    </w:p>
-    <w:p>
-      <w:r>
+      <w:pPr>
+        <w:rPr/>
+      </w:pPr>
+      <w:r>
+        <w:rPr>
+          <w:rtl w:val="0"/>
+        </w:rPr>
+        <w:t xml:space="preserve"> </w:t>
+      </w:r>
+    </w:p>
+    <w:p>
+      <w:pPr>
+        <w:rPr/>
+      </w:pPr>
+      <w:r>
+        <w:rPr>
+          <w:rtl w:val="0"/>
+        </w:rPr>
+        <w:t xml:space="preserve">¿Qué vehículo es ?</w:t>
+      </w:r>
+    </w:p>
+    <w:p>
+      <w:pPr>
+        <w:rPr/>
+      </w:pPr>
+      <w:r>
+        <w:rPr>
+          <w:rtl w:val="0"/>
+        </w:rPr>
         <w:t xml:space="preserve"> Cual es el modelo que se ajusta más a estos datos o que le dio mejor resultado?</w:t>
       </w:r>
     </w:p>
-    <w:p/>
-    <w:p>
-      <w:r>
-        <w:t>Ejercicio 2:</w:t>
-      </w:r>
-    </w:p>
-    <w:p>
-      <w:r>
-        <w:t xml:space="preserve">Una universidad desea desarrollar una red neuronal multicapa para predecir si un estudiante </w:t>
-      </w:r>
-      <w:r>
-        <w:rPr>
-          <w:b/>
-          <w:bCs/>
-        </w:rPr>
-        <w:t>aprobará</w:t>
-      </w:r>
-      <w:r>
+    <w:p>
+      <w:pPr>
+        <w:rPr/>
+      </w:pPr>
+      <w:r>
+        <w:rPr>
+          <w:rtl w:val="0"/>
+        </w:rPr>
+      </w:r>
+    </w:p>
+    <w:p>
+      <w:pPr>
+        <w:rPr/>
+      </w:pPr>
+      <w:r>
+        <w:rPr>
+          <w:rtl w:val="0"/>
+        </w:rPr>
+        <w:t xml:space="preserve">2.- Una universidad desea desarrollar una red neuronal multicapa para predecir si un estudiante </w:t>
+      </w:r>
+      <w:r>
+        <w:rPr>
+          <w:b w:val="1"/>
+          <w:bCs w:val="1"/>
+          <w:rtl w:val="0"/>
+        </w:rPr>
+        <w:t xml:space="preserve">aprobará</w:t>
+      </w:r>
+      <w:r>
+        <w:rPr>
+          <w:rtl w:val="0"/>
+        </w:rPr>
         <w:t xml:space="preserve"> o </w:t>
       </w:r>
       <w:r>
         <w:rPr>
-          <w:b/>
-          <w:bCs/>
-        </w:rPr>
-        <w:t>reprobará</w:t>
-      </w:r>
-      <w:r>
+          <w:b w:val="1"/>
+          <w:bCs w:val="1"/>
+          <w:rtl w:val="0"/>
+        </w:rPr>
+        <w:t xml:space="preserve">reprobará</w:t>
+      </w:r>
+      <w:r>
+        <w:rPr>
+          <w:rtl w:val="0"/>
+        </w:rPr>
         <w:t xml:space="preserve"> una materia.</w:t>
       </w:r>
     </w:p>
     <w:p>
-      <w:r>
-        <w:t>Las variables de entrada son:</w:t>
+      <w:pPr>
+        <w:rPr/>
+      </w:pPr>
+      <w:r>
+        <w:rPr>
+          <w:rtl w:val="0"/>
+        </w:rPr>
+        <w:t xml:space="preserve">Las variables de entrada son:</w:t>
       </w:r>
     </w:p>
     <w:p>
@@ -575,8 +754,13 @@
           <w:ilvl w:val="0"/>
           <w:numId w:val="1"/>
         </w:numPr>
-      </w:pPr>
-      <w:r>
+        <w:ind w:left="720" w:hanging="360"/>
+        <w:rPr/>
+      </w:pPr>
+      <w:r>
+        <w:rPr>
+          <w:rtl w:val="0"/>
+        </w:rPr>
         <w:t xml:space="preserve">Horas de estudio por semana. </w:t>
       </w:r>
     </w:p>
@@ -586,8 +770,13 @@
           <w:ilvl w:val="0"/>
           <w:numId w:val="1"/>
         </w:numPr>
-      </w:pPr>
-      <w:r>
+        <w:ind w:left="720" w:hanging="360"/>
+        <w:rPr/>
+      </w:pPr>
+      <w:r>
+        <w:rPr>
+          <w:rtl w:val="0"/>
+        </w:rPr>
         <w:t xml:space="preserve">Porcentaje de asistencia. </w:t>
       </w:r>
     </w:p>
@@ -597,8 +786,13 @@
           <w:ilvl w:val="0"/>
           <w:numId w:val="1"/>
         </w:numPr>
-      </w:pPr>
-      <w:r>
+        <w:ind w:left="720" w:hanging="360"/>
+        <w:rPr/>
+      </w:pPr>
+      <w:r>
+        <w:rPr>
+          <w:rtl w:val="0"/>
+        </w:rPr>
         <w:t xml:space="preserve">Promedio acumulado. </w:t>
       </w:r>
     </w:p>
@@ -608,14 +802,25 @@
           <w:ilvl w:val="0"/>
           <w:numId w:val="1"/>
         </w:numPr>
-      </w:pPr>
-      <w:r>
+        <w:ind w:left="720" w:hanging="360"/>
+        <w:rPr/>
+      </w:pPr>
+      <w:r>
+        <w:rPr>
+          <w:rtl w:val="0"/>
+        </w:rPr>
         <w:t xml:space="preserve">Número de tareas entregadas. </w:t>
       </w:r>
     </w:p>
     <w:p>
-      <w:r>
-        <w:t>La salida será:</w:t>
+      <w:pPr>
+        <w:rPr/>
+      </w:pPr>
+      <w:r>
+        <w:rPr>
+          <w:rtl w:val="0"/>
+        </w:rPr>
+        <w:t xml:space="preserve">La salida será:</w:t>
       </w:r>
     </w:p>
     <w:p>
@@ -624,8 +829,13 @@
           <w:ilvl w:val="0"/>
           <w:numId w:val="2"/>
         </w:numPr>
-      </w:pPr>
-      <w:r>
+        <w:ind w:left="720" w:hanging="360"/>
+        <w:rPr/>
+      </w:pPr>
+      <w:r>
+        <w:rPr>
+          <w:rtl w:val="0"/>
+        </w:rPr>
         <w:t xml:space="preserve">1 = Aprueba. </w:t>
       </w:r>
     </w:p>
@@ -635,24 +845,30 @@
           <w:ilvl w:val="0"/>
           <w:numId w:val="2"/>
         </w:numPr>
-      </w:pPr>
-      <w:r>
+        <w:ind w:left="720" w:hanging="360"/>
+        <w:rPr/>
+      </w:pPr>
+      <w:r>
+        <w:rPr>
+          <w:rtl w:val="0"/>
+        </w:rPr>
         <w:t xml:space="preserve">0 = Reprueba. </w:t>
       </w:r>
     </w:p>
     <w:p>
       <w:pPr>
         <w:rPr>
-          <w:b/>
-          <w:bCs/>
-        </w:rPr>
-      </w:pPr>
-      <w:r>
-        <w:rPr>
-          <w:b/>
-          <w:bCs/>
-        </w:rPr>
-        <w:t>Actividades</w:t>
+          <w:b w:val="1"/>
+          <w:bCs w:val="1"/>
+        </w:rPr>
+      </w:pPr>
+      <w:r>
+        <w:rPr>
+          <w:b w:val="1"/>
+          <w:bCs w:val="1"/>
+          <w:rtl w:val="0"/>
+        </w:rPr>
+        <w:t xml:space="preserve">Actividades</w:t>
       </w:r>
     </w:p>
     <w:p>
@@ -661,8 +877,13 @@
           <w:ilvl w:val="0"/>
           <w:numId w:val="3"/>
         </w:numPr>
-      </w:pPr>
-      <w:r>
+        <w:ind w:left="720" w:hanging="360"/>
+        <w:rPr/>
+      </w:pPr>
+      <w:r>
+        <w:rPr>
+          <w:rtl w:val="0"/>
+        </w:rPr>
         <w:t xml:space="preserve">Identifique las neuronas de entrada y de salida. </w:t>
       </w:r>
     </w:p>
@@ -672,8 +893,13 @@
           <w:ilvl w:val="0"/>
           <w:numId w:val="3"/>
         </w:numPr>
-      </w:pPr>
-      <w:r>
+        <w:ind w:left="720" w:hanging="360"/>
+        <w:rPr/>
+      </w:pPr>
+      <w:r>
+        <w:rPr>
+          <w:rtl w:val="0"/>
+        </w:rPr>
         <w:t xml:space="preserve">Proponga una arquitectura de red neuronal multicapa indicando: </w:t>
       </w:r>
     </w:p>
@@ -683,9 +909,13 @@
           <w:ilvl w:val="1"/>
           <w:numId w:val="3"/>
         </w:numPr>
-      </w:pPr>
-      <w:r>
-        <w:lastRenderedPageBreak/>
+        <w:ind w:left="1440" w:hanging="360"/>
+        <w:rPr/>
+      </w:pPr>
+      <w:r>
+        <w:rPr>
+          <w:rtl w:val="0"/>
+        </w:rPr>
         <w:t xml:space="preserve">Número de capas ocultas. </w:t>
       </w:r>
     </w:p>
@@ -695,8 +925,13 @@
           <w:ilvl w:val="1"/>
           <w:numId w:val="3"/>
         </w:numPr>
-      </w:pPr>
-      <w:r>
+        <w:ind w:left="1440" w:hanging="360"/>
+        <w:rPr/>
+      </w:pPr>
+      <w:r>
+        <w:rPr>
+          <w:rtl w:val="0"/>
+        </w:rPr>
         <w:t xml:space="preserve">Número de neuronas por capa. </w:t>
       </w:r>
     </w:p>
@@ -706,8 +941,13 @@
           <w:ilvl w:val="0"/>
           <w:numId w:val="3"/>
         </w:numPr>
-      </w:pPr>
-      <w:r>
+        <w:ind w:left="720" w:hanging="360"/>
+        <w:rPr/>
+      </w:pPr>
+      <w:r>
+        <w:rPr>
+          <w:rtl w:val="0"/>
+        </w:rPr>
         <w:t xml:space="preserve">Explique qué función de activación utilizaría en las capas ocultas y cuál en la capa de salida. </w:t>
       </w:r>
     </w:p>
@@ -717,44 +957,64 @@
           <w:ilvl w:val="0"/>
           <w:numId w:val="3"/>
         </w:numPr>
-      </w:pPr>
-      <w:r>
+        <w:ind w:left="720" w:hanging="360"/>
+        <w:rPr/>
+      </w:pPr>
+      <w:r>
+        <w:rPr>
+          <w:rtl w:val="0"/>
+        </w:rPr>
         <w:t xml:space="preserve">Compara con métricas tu resultado. </w:t>
       </w:r>
     </w:p>
     <w:p>
-      <w:r>
-        <w:t>Ejercicio 3:</w:t>
-      </w:r>
-    </w:p>
-    <w:p>
-      <w:r>
-        <w:t xml:space="preserve">Una empresa de reciclaje desea automatizar la clasificación de residuos utilizando una </w:t>
-      </w:r>
-      <w:r>
-        <w:rPr>
-          <w:b/>
-          <w:bCs/>
-        </w:rPr>
-        <w:t>Red Neuronal Convolucional (CNN)</w:t>
-      </w:r>
-      <w:r>
+      <w:pPr>
+        <w:rPr/>
+      </w:pPr>
+      <w:r>
+        <w:rPr>
+          <w:rtl w:val="0"/>
+        </w:rPr>
+        <w:t xml:space="preserve">3.- Una empresa de reciclaje desea automatizar la clasificación de residuos utilizando una </w:t>
+      </w:r>
+      <w:r>
+        <w:rPr>
+          <w:b w:val="1"/>
+          <w:bCs w:val="1"/>
+          <w:rtl w:val="0"/>
+        </w:rPr>
+        <w:t xml:space="preserve">Red Neuronal Convolucional (CNN)</w:t>
+      </w:r>
+      <w:r>
+        <w:rPr>
+          <w:rtl w:val="0"/>
+        </w:rPr>
         <w:t xml:space="preserve">. Para ello se utilizará el conjunto de datos </w:t>
       </w:r>
       <w:r>
         <w:rPr>
-          <w:b/>
-          <w:bCs/>
-        </w:rPr>
-        <w:t>TrashNet</w:t>
-      </w:r>
-      <w:r>
-        <w:t>, que contiene imágenes de diferentes tipos de residuos.</w:t>
-      </w:r>
-    </w:p>
-    <w:p>
-      <w:r>
-        <w:t>Las clases del dataset incluyen:</w:t>
+          <w:b w:val="1"/>
+          <w:bCs w:val="1"/>
+          <w:rtl w:val="0"/>
+        </w:rPr>
+        <w:t xml:space="preserve">TrashNet</w:t>
+      </w:r>
+      <w:r>
+        <w:rPr>
+          <w:rtl w:val="0"/>
+        </w:rPr>
+        <w:t xml:space="preserve">, que contiene imágenes de diferentes tipos de residuos.</w:t>
+      </w:r>
+    </w:p>
+    <w:p>
+      <w:pPr>
+        <w:rPr/>
+      </w:pPr>
+      <w:r>
+        <w:rPr>
+          <w:rtl w:val="0"/>
+        </w:rPr>
+        <w:t xml:space="preserve">Las clases del dataset incluyen:</w:t>
       </w:r>
     </w:p>
     <w:p>
@@ -763,8 +1023,13 @@
           <w:ilvl w:val="0"/>
           <w:numId w:val="4"/>
         </w:numPr>
-      </w:pPr>
-      <w:r>
+        <w:ind w:left="720" w:hanging="360"/>
+        <w:rPr/>
+      </w:pPr>
+      <w:r>
+        <w:rPr>
+          <w:rtl w:val="0"/>
+        </w:rPr>
         <w:t xml:space="preserve">Cartón </w:t>
       </w:r>
     </w:p>
@@ -774,8 +1039,13 @@
           <w:ilvl w:val="0"/>
           <w:numId w:val="4"/>
         </w:numPr>
-      </w:pPr>
-      <w:r>
+        <w:ind w:left="720" w:hanging="360"/>
+        <w:rPr/>
+      </w:pPr>
+      <w:r>
+        <w:rPr>
+          <w:rtl w:val="0"/>
+        </w:rPr>
         <w:t xml:space="preserve">Vidrio </w:t>
       </w:r>
     </w:p>
@@ -785,8 +1055,13 @@
           <w:ilvl w:val="0"/>
           <w:numId w:val="4"/>
         </w:numPr>
-      </w:pPr>
-      <w:r>
+        <w:ind w:left="720" w:hanging="360"/>
+        <w:rPr/>
+      </w:pPr>
+      <w:r>
+        <w:rPr>
+          <w:rtl w:val="0"/>
+        </w:rPr>
         <w:t xml:space="preserve">Metal </w:t>
       </w:r>
     </w:p>
@@ -796,8 +1071,13 @@
           <w:ilvl w:val="0"/>
           <w:numId w:val="4"/>
         </w:numPr>
-      </w:pPr>
-      <w:r>
+        <w:ind w:left="720" w:hanging="360"/>
+        <w:rPr/>
+      </w:pPr>
+      <w:r>
+        <w:rPr>
+          <w:rtl w:val="0"/>
+        </w:rPr>
         <w:t xml:space="preserve">Papel </w:t>
       </w:r>
     </w:p>
@@ -807,8 +1087,13 @@
           <w:ilvl w:val="0"/>
           <w:numId w:val="4"/>
         </w:numPr>
-      </w:pPr>
-      <w:r>
+        <w:ind w:left="720" w:hanging="360"/>
+        <w:rPr/>
+      </w:pPr>
+      <w:r>
+        <w:rPr>
+          <w:rtl w:val="0"/>
+        </w:rPr>
         <w:t xml:space="preserve">Plástico </w:t>
       </w:r>
     </w:p>
@@ -818,41 +1103,60 @@
           <w:ilvl w:val="0"/>
           <w:numId w:val="4"/>
         </w:numPr>
-      </w:pPr>
-      <w:r>
+        <w:ind w:left="720" w:hanging="360"/>
+        <w:rPr/>
+      </w:pPr>
+      <w:r>
+        <w:rPr>
+          <w:rtl w:val="0"/>
+        </w:rPr>
         <w:t xml:space="preserve">Basura </w:t>
       </w:r>
     </w:p>
     <w:p>
-      <w:r>
-        <w:t>El objetivo es desarrollar un modelo capaz de clasificar correctamente las imágenes en una de estas categorías.</w:t>
-      </w:r>
-    </w:p>
-    <w:p>
-      <w:r>
-        <w:rPr>
-          <w:b/>
-          <w:bCs/>
-        </w:rPr>
-        <w:t>Dataset:</w:t>
-      </w:r>
-      <w:r>
+      <w:pPr>
+        <w:rPr/>
+      </w:pPr>
+      <w:r>
+        <w:rPr>
+          <w:rtl w:val="0"/>
+        </w:rPr>
+        <w:t xml:space="preserve">El objetivo es desarrollar un modelo capaz de clasificar correctamente las imágenes en una de estas categorías.</w:t>
+      </w:r>
+    </w:p>
+    <w:p>
+      <w:pPr>
+        <w:rPr/>
+      </w:pPr>
+      <w:r>
+        <w:rPr>
+          <w:b w:val="1"/>
+          <w:bCs w:val="1"/>
+          <w:rtl w:val="0"/>
+        </w:rPr>
+        <w:t xml:space="preserve">Dataset:</w:t>
+      </w:r>
+      <w:r>
+        <w:rPr>
+          <w:rtl w:val="0"/>
+        </w:rPr>
         <w:t xml:space="preserve"> TrashNet (disponible en Kaggle y GitHub).</w:t>
       </w:r>
     </w:p>
     <w:p>
       <w:pPr>
         <w:rPr>
-          <w:b/>
-          <w:bCs/>
-        </w:rPr>
-      </w:pPr>
-      <w:r>
-        <w:rPr>
-          <w:b/>
-          <w:bCs/>
-        </w:rPr>
-        <w:t>Actividades</w:t>
+          <w:b w:val="1"/>
+          <w:bCs w:val="1"/>
+        </w:rPr>
+      </w:pPr>
+      <w:r>
+        <w:rPr>
+          <w:b w:val="1"/>
+          <w:bCs w:val="1"/>
+          <w:rtl w:val="0"/>
+        </w:rPr>
+        <w:t xml:space="preserve">Actividades</w:t>
       </w:r>
     </w:p>
     <w:p>
@@ -861,8 +1165,13 @@
           <w:ilvl w:val="0"/>
           <w:numId w:val="5"/>
         </w:numPr>
-      </w:pPr>
-      <w:r>
+        <w:ind w:left="720" w:hanging="360"/>
+        <w:rPr/>
+      </w:pPr>
+      <w:r>
+        <w:rPr>
+          <w:rtl w:val="0"/>
+        </w:rPr>
         <w:t xml:space="preserve">Describa el problema de aprendizaje automático e indique si corresponde a clasificación o regresión. </w:t>
       </w:r>
     </w:p>
@@ -872,8 +1181,13 @@
           <w:ilvl w:val="0"/>
           <w:numId w:val="5"/>
         </w:numPr>
-      </w:pPr>
-      <w:r>
+        <w:ind w:left="720" w:hanging="360"/>
+        <w:rPr/>
+      </w:pPr>
+      <w:r>
+        <w:rPr>
+          <w:rtl w:val="0"/>
+        </w:rPr>
         <w:t xml:space="preserve">Diseñe una arquitectura de CNN indicando: </w:t>
       </w:r>
     </w:p>
@@ -883,8 +1197,13 @@
           <w:ilvl w:val="1"/>
           <w:numId w:val="5"/>
         </w:numPr>
-      </w:pPr>
-      <w:r>
+        <w:ind w:left="1440" w:hanging="360"/>
+        <w:rPr/>
+      </w:pPr>
+      <w:r>
+        <w:rPr>
+          <w:rtl w:val="0"/>
+        </w:rPr>
         <w:t xml:space="preserve">Número de capas convolucionales. </w:t>
       </w:r>
     </w:p>
@@ -894,8 +1213,13 @@
           <w:ilvl w:val="1"/>
           <w:numId w:val="5"/>
         </w:numPr>
-      </w:pPr>
-      <w:r>
+        <w:ind w:left="1440" w:hanging="360"/>
+        <w:rPr/>
+      </w:pPr>
+      <w:r>
+        <w:rPr>
+          <w:rtl w:val="0"/>
+        </w:rPr>
         <w:t xml:space="preserve">Número de filtros por capa. </w:t>
       </w:r>
     </w:p>
@@ -905,8 +1229,13 @@
           <w:ilvl w:val="1"/>
           <w:numId w:val="5"/>
         </w:numPr>
-      </w:pPr>
-      <w:r>
+        <w:ind w:left="1440" w:hanging="360"/>
+        <w:rPr/>
+      </w:pPr>
+      <w:r>
+        <w:rPr>
+          <w:rtl w:val="0"/>
+        </w:rPr>
         <w:t xml:space="preserve">Tamaño de los filtros. </w:t>
       </w:r>
     </w:p>
@@ -916,8 +1245,13 @@
           <w:ilvl w:val="1"/>
           <w:numId w:val="5"/>
         </w:numPr>
-      </w:pPr>
-      <w:r>
+        <w:ind w:left="1440" w:hanging="360"/>
+        <w:rPr/>
+      </w:pPr>
+      <w:r>
+        <w:rPr>
+          <w:rtl w:val="0"/>
+        </w:rPr>
         <w:t xml:space="preserve">Capas de Max Pooling. </w:t>
       </w:r>
     </w:p>
@@ -927,8 +1261,13 @@
           <w:ilvl w:val="1"/>
           <w:numId w:val="5"/>
         </w:numPr>
-      </w:pPr>
-      <w:r>
+        <w:ind w:left="1440" w:hanging="360"/>
+        <w:rPr/>
+      </w:pPr>
+      <w:r>
+        <w:rPr>
+          <w:rtl w:val="0"/>
+        </w:rPr>
         <w:t xml:space="preserve">Función de activación. </w:t>
       </w:r>
     </w:p>
@@ -938,9 +1277,13 @@
           <w:ilvl w:val="1"/>
           <w:numId w:val="5"/>
         </w:numPr>
-      </w:pPr>
-      <w:r>
-        <w:lastRenderedPageBreak/>
+        <w:ind w:left="1440" w:hanging="360"/>
+        <w:rPr/>
+      </w:pPr>
+      <w:r>
+        <w:rPr>
+          <w:rtl w:val="0"/>
+        </w:rPr>
         <w:t xml:space="preserve">Capa de salida. </w:t>
       </w:r>
     </w:p>
@@ -950,8 +1293,13 @@
           <w:ilvl w:val="0"/>
           <w:numId w:val="5"/>
         </w:numPr>
-      </w:pPr>
-      <w:r>
+        <w:ind w:left="720" w:hanging="360"/>
+        <w:rPr/>
+      </w:pPr>
+      <w:r>
+        <w:rPr>
+          <w:rtl w:val="0"/>
+        </w:rPr>
         <w:t xml:space="preserve">Explique la función de las siguientes capas: </w:t>
       </w:r>
     </w:p>
@@ -961,8 +1309,13 @@
           <w:ilvl w:val="1"/>
           <w:numId w:val="5"/>
         </w:numPr>
-      </w:pPr>
-      <w:r>
+        <w:ind w:left="1440" w:hanging="360"/>
+        <w:rPr/>
+      </w:pPr>
+      <w:r>
+        <w:rPr>
+          <w:rtl w:val="0"/>
+        </w:rPr>
         <w:t xml:space="preserve">Convolucional. </w:t>
       </w:r>
     </w:p>
@@ -972,8 +1325,13 @@
           <w:ilvl w:val="1"/>
           <w:numId w:val="5"/>
         </w:numPr>
-      </w:pPr>
-      <w:r>
+        <w:ind w:left="1440" w:hanging="360"/>
+        <w:rPr/>
+      </w:pPr>
+      <w:r>
+        <w:rPr>
+          <w:rtl w:val="0"/>
+        </w:rPr>
         <w:t xml:space="preserve">ReLU. </w:t>
       </w:r>
     </w:p>
@@ -983,8 +1341,13 @@
           <w:ilvl w:val="1"/>
           <w:numId w:val="5"/>
         </w:numPr>
-      </w:pPr>
-      <w:r>
+        <w:ind w:left="1440" w:hanging="360"/>
+        <w:rPr/>
+      </w:pPr>
+      <w:r>
+        <w:rPr>
+          <w:rtl w:val="0"/>
+        </w:rPr>
         <w:t xml:space="preserve">Max Pooling. </w:t>
       </w:r>
     </w:p>
@@ -994,8 +1357,13 @@
           <w:ilvl w:val="1"/>
           <w:numId w:val="5"/>
         </w:numPr>
-      </w:pPr>
-      <w:r>
+        <w:ind w:left="1440" w:hanging="360"/>
+        <w:rPr/>
+      </w:pPr>
+      <w:r>
+        <w:rPr>
+          <w:rtl w:val="0"/>
+        </w:rPr>
         <w:t xml:space="preserve">Flatten. </w:t>
       </w:r>
     </w:p>
@@ -1005,8 +1373,13 @@
           <w:ilvl w:val="1"/>
           <w:numId w:val="5"/>
         </w:numPr>
-      </w:pPr>
-      <w:r>
+        <w:ind w:left="1440" w:hanging="360"/>
+        <w:rPr/>
+      </w:pPr>
+      <w:r>
+        <w:rPr>
+          <w:rtl w:val="0"/>
+        </w:rPr>
         <w:t xml:space="preserve">Fully Connected. </w:t>
       </w:r>
     </w:p>
@@ -1016,8 +1389,13 @@
           <w:ilvl w:val="0"/>
           <w:numId w:val="5"/>
         </w:numPr>
-      </w:pPr>
-      <w:r>
+        <w:ind w:left="720" w:hanging="360"/>
+        <w:rPr/>
+      </w:pPr>
+      <w:r>
+        <w:rPr>
+          <w:rtl w:val="0"/>
+        </w:rPr>
         <w:t xml:space="preserve">Indique cómo dividiría el conjunto de datos en entrenamiento, validación y prueba, justificando su propuesta. </w:t>
       </w:r>
     </w:p>
@@ -1027,8 +1405,13 @@
           <w:ilvl w:val="0"/>
           <w:numId w:val="5"/>
         </w:numPr>
-      </w:pPr>
-      <w:r>
+        <w:ind w:left="720" w:hanging="360"/>
+        <w:rPr/>
+      </w:pPr>
+      <w:r>
+        <w:rPr>
+          <w:rtl w:val="0"/>
+        </w:rPr>
         <w:t xml:space="preserve">Mencione dos técnicas para reducir el sobreajuste durante el entrenamiento. </w:t>
       </w:r>
     </w:p>
@@ -1038,8 +1421,13 @@
           <w:ilvl w:val="0"/>
           <w:numId w:val="5"/>
         </w:numPr>
-      </w:pPr>
-      <w:r>
+        <w:ind w:left="720" w:hanging="360"/>
+        <w:rPr/>
+      </w:pPr>
+      <w:r>
+        <w:rPr>
+          <w:rtl w:val="0"/>
+        </w:rPr>
         <w:t xml:space="preserve">Indique la función de pérdida, el optimizador y las métricas de evaluación que utilizaría para este problema. </w:t>
       </w:r>
     </w:p>
@@ -1049,49 +1437,103 @@
           <w:ilvl w:val="0"/>
           <w:numId w:val="5"/>
         </w:numPr>
-      </w:pPr>
-      <w:r>
+        <w:ind w:left="720" w:hanging="360"/>
+        <w:rPr/>
+      </w:pPr>
+      <w:r>
+        <w:rPr>
+          <w:rtl w:val="0"/>
+        </w:rPr>
         <w:t xml:space="preserve"> Baje unas nuevas imágenes y demuestre que su modelo funciona. </w:t>
       </w:r>
     </w:p>
     <w:p>
-      <w:r>
-        <w:rPr>
-          <w:b/>
-          <w:bCs/>
-        </w:rPr>
-        <w:t>Enlace del dataset:</w:t>
-      </w:r>
-      <w:r>
+      <w:pPr>
+        <w:rPr/>
+      </w:pPr>
+      <w:r>
+        <w:rPr>
+          <w:b w:val="1"/>
+          <w:bCs w:val="1"/>
+          <w:rtl w:val="0"/>
+        </w:rPr>
+        <w:t xml:space="preserve">Enlace del dataset:</w:t>
+      </w:r>
+      <w:r>
+        <w:rPr>
+          <w:rtl w:val="0"/>
+        </w:rPr>
         <w:t xml:space="preserve"> </w:t>
       </w:r>
-      <w:hyperlink r:id="rId6">
+      <w:hyperlink r:id="rId7">
         <w:r>
           <w:rPr>
-            <w:color w:val="0563C1"/>
+            <w:color w:val="0563c1"/>
             <w:u w:val="single"/>
+            <w:rtl w:val="0"/>
           </w:rPr>
-          <w:t>https://www.kaggle.com/datasets/feyzazkefe/trashnet</w:t>
+          <w:t xml:space="preserve">https://www.kaggle.com/datasets/feyzazkefe/trashnet</w:t>
         </w:r>
       </w:hyperlink>
-    </w:p>
-    <w:p/>
+      <w:r>
+        <w:rPr>
+          <w:rtl w:val="0"/>
+        </w:rPr>
+      </w:r>
+    </w:p>
+    <w:p>
+      <w:pPr>
+        <w:rPr/>
+      </w:pPr>
+      <w:r>
+        <w:rPr>
+          <w:rtl w:val="0"/>
+        </w:rPr>
+      </w:r>
+    </w:p>
+    <w:p>
+      <w:pPr>
+        <w:rPr/>
+      </w:pPr>
+      <w:r>
+        <w:rPr>
+          <w:rtl w:val="0"/>
+        </w:rPr>
+        <w:t xml:space="preserve">Entrega : sabado  11/07/2026   </w:t>
+      </w:r>
+    </w:p>
+    <w:p>
+      <w:pPr>
+        <w:rPr/>
+      </w:pPr>
+      <w:r>
+        <w:rPr>
+          <w:rtl w:val="0"/>
+        </w:rPr>
+      </w:r>
+    </w:p>
+    <w:p>
+      <w:pPr>
+        <w:rPr/>
+      </w:pPr>
+      <w:r>
+        <w:rPr>
+          <w:rtl w:val="0"/>
+        </w:rPr>
+      </w:r>
+    </w:p>
     <w:sectPr>
-      <w:pgSz w:w="12240" w:h="15840"/>
-      <w:pgMar w:top="1417" w:right="1701" w:bottom="1417" w:left="1701" w:header="708" w:footer="708" w:gutter="0"/>
+      <w:pgSz w:h="15840" w:w="12240" w:orient="portrait"/>
+      <w:pgMar w:bottom="1417" w:top="1417" w:left="1701" w:right="1701" w:header="708" w:footer="708"/>
       <w:pgNumType w:start="1"/>
-      <w:cols w:space="720"/>
     </w:sectPr>
   </w:body>
 </w:document>
 </file>
 
 <file path=word/numbering.xml><?xml version="1.0" encoding="utf-8"?>
-<w:numbering xmlns:wpc="http://schemas.microsoft.com/office/word/2010/wordprocessingCanvas" xmlns:cx="http://schemas.microsoft.com/office/drawing/2014/chartex" xmlns:cx1="http://schemas.microsoft.com/office/drawing/2015/9/8/chartex" xmlns:cx2="http://schemas.microsoft.com/office/drawing/2015/10/21/chartex" xmlns:cx3="http://schemas.microsoft.com/office/drawing/2016/5/9/chartex" xmlns:cx4="http://schemas.microsoft.com/office/drawing/2016/5/10/chartex" xmlns:cx5="http://schemas.microsoft.com/office/drawing/2016/5/11/chartex" xmlns:cx6="http://schemas.microsoft.com/office/drawing/2016/5/12/chartex" xmlns:cx7="http://schemas.microsoft.com/office/drawing/2016/5/13/chartex" xmlns:cx8="http://schemas.microsoft.com/office/drawing/2016/5/14/chartex" xmlns:mc="http://schemas.openxmlformats.org/markup-compatibility/2006" xmlns:aink="http://schemas.microsoft.com/office/drawing/2016/ink" xmlns:am3d="http://schemas.microsoft.com/office/drawing/2017/model3d" xmlns:o="urn:schemas-microsoft-com:office:office" xmlns:oel="http://schemas.microsoft.com/office/2019/extlst" xmlns:r="http://schemas.openxmlformats.org/officeDocument/2006/relationships" xmlns:m="http://schemas.openxmlformats.org/officeDocument/2006/math" xmlns:v="urn:schemas-microsoft-com:vml" xmlns:wp14="http://schemas.microsoft.com/office/word/2010/wordprocessingDrawing" xmlns:wp="http://schemas.openxmlformats.org/drawingml/2006/wordprocessingDrawing" xmlns:w10="urn:schemas-microsoft-com:office:word" xmlns:w="http://schemas.openxmlformats.org/wordprocessingml/2006/main" xmlns:w14="http://schemas.microsoft.com/office/word/2010/wordml" xmlns:w15="http://schemas.microsoft.com/office/word/2012/wordml" xmlns:w16cex="http://schemas.microsoft.com/office/word/2018/wordml/cex" xmlns:w16cid="http://schemas.microsoft.com/office/word/2016/wordml/cid" xmlns:w16="http://schemas.microsoft.com/office/word/2018/wordml" xmlns:w16du="http://schemas.microsoft.com/office/word/2023/wordml/word16du" xmlns:w16sdtdh="http://schemas.microsoft.com/office/word/2020/wordml/sdtdatahash" xmlns:w16sdtfl="http://schemas.microsoft.com/office/word/2024/wordml/sdtformatlock" xmlns:w16se="http://schemas.microsoft.com/office/word/2015/wordml/symex" xmlns:wpg="http://schemas.microsoft.com/office/word/2010/wordprocessingGroup" xmlns:wpi="http://schemas.microsoft.com/office/word/2010/wordprocessingInk" xmlns:wne="http://schemas.microsoft.com/office/word/2006/wordml" xmlns:wps="http://schemas.microsoft.com/office/word/2010/wordprocessingShape" mc:Ignorable="w14 w15 w16se w16cid w16 w16cex w16sdtdh w16sdtfl w16du wp14">
-  <w:abstractNum w:abstractNumId="0" w15:restartNumberingAfterBreak="0">
-    <w:nsid w:val="0BB54962"/>
-    <w:multiLevelType w:val="multilevel"/>
-    <w:tmpl w:val="F3FEDEF2"/>
+<w:numbering xmlns:mc="http://schemas.openxmlformats.org/markup-compatibility/2006" xmlns:o="urn:schemas-microsoft-com:office:office" xmlns:r="http://schemas.openxmlformats.org/officeDocument/2006/relationships" xmlns:m="http://schemas.openxmlformats.org/officeDocument/2006/math" xmlns:v="urn:schemas-microsoft-com:vml" xmlns:wp="http://schemas.openxmlformats.org/drawingml/2006/wordprocessingDrawing" xmlns:w10="urn:schemas-microsoft-com:office:word" xmlns:w="http://schemas.openxmlformats.org/wordprocessingml/2006/main" xmlns:wne="http://schemas.microsoft.com/office/word/2006/wordml" xmlns:sl="http://schemas.openxmlformats.org/schemaLibrary/2006/main" xmlns:a="http://schemas.openxmlformats.org/drawingml/2006/main" xmlns:pic="http://schemas.openxmlformats.org/drawingml/2006/picture" xmlns:c="http://schemas.openxmlformats.org/drawingml/2006/chart" xmlns:lc="http://schemas.openxmlformats.org/drawingml/2006/lockedCanvas" xmlns:dgm="http://schemas.openxmlformats.org/drawingml/2006/diagram" xmlns:wps="http://schemas.microsoft.com/office/word/2010/wordprocessingShape" xmlns:wpg="http://schemas.microsoft.com/office/word/2010/wordprocessingGroup" xmlns:w14="http://schemas.microsoft.com/office/word/2010/wordml" xmlns:w15="http://schemas.microsoft.com/office/word/2012/wordml" xmlns:w16="http://schemas.microsoft.com/office/word/2018/wordml" xmlns:w16cex="http://schemas.microsoft.com/office/word/2018/wordml/cex" xmlns:w16cid="http://schemas.microsoft.com/office/word/2016/wordml/cid" xmlns="http://schemas.microsoft.com/office/tasks/2019/documenttasks" xmlns:cr="http://schemas.microsoft.com/office/comments/2020/reactions">
+  <w:abstractNum w:abstractNumId="1">
     <w:lvl w:ilvl="0">
       <w:start w:val="1"/>
       <w:numFmt w:val="bullet"/>
@@ -1101,7 +1543,7 @@
         <w:ind w:left="720" w:hanging="360"/>
       </w:pPr>
       <w:rPr>
-        <w:rFonts w:ascii="Noto Sans Symbols" w:eastAsia="Noto Sans Symbols" w:hAnsi="Noto Sans Symbols" w:cs="Noto Sans Symbols"/>
+        <w:rFonts w:ascii="Noto Sans Symbols" w:cs="Noto Sans Symbols" w:eastAsia="Noto Sans Symbols" w:hAnsi="Noto Sans Symbols"/>
         <w:sz w:val="20"/>
         <w:szCs w:val="20"/>
       </w:rPr>
@@ -1115,7 +1557,7 @@
         <w:ind w:left="1440" w:hanging="360"/>
       </w:pPr>
       <w:rPr>
-        <w:rFonts w:ascii="Courier New" w:eastAsia="Courier New" w:hAnsi="Courier New" w:cs="Courier New"/>
+        <w:rFonts w:ascii="Courier New" w:cs="Courier New" w:eastAsia="Courier New" w:hAnsi="Courier New"/>
         <w:sz w:val="20"/>
         <w:szCs w:val="20"/>
       </w:rPr>
@@ -1129,7 +1571,7 @@
         <w:ind w:left="2160" w:hanging="360"/>
       </w:pPr>
       <w:rPr>
-        <w:rFonts w:ascii="Noto Sans Symbols" w:eastAsia="Noto Sans Symbols" w:hAnsi="Noto Sans Symbols" w:cs="Noto Sans Symbols"/>
+        <w:rFonts w:ascii="Noto Sans Symbols" w:cs="Noto Sans Symbols" w:eastAsia="Noto Sans Symbols" w:hAnsi="Noto Sans Symbols"/>
         <w:sz w:val="20"/>
         <w:szCs w:val="20"/>
       </w:rPr>
@@ -1143,7 +1585,7 @@
         <w:ind w:left="2880" w:hanging="360"/>
       </w:pPr>
       <w:rPr>
-        <w:rFonts w:ascii="Noto Sans Symbols" w:eastAsia="Noto Sans Symbols" w:hAnsi="Noto Sans Symbols" w:cs="Noto Sans Symbols"/>
+        <w:rFonts w:ascii="Noto Sans Symbols" w:cs="Noto Sans Symbols" w:eastAsia="Noto Sans Symbols" w:hAnsi="Noto Sans Symbols"/>
         <w:sz w:val="20"/>
         <w:szCs w:val="20"/>
       </w:rPr>
@@ -1157,7 +1599,7 @@
         <w:ind w:left="3600" w:hanging="360"/>
       </w:pPr>
       <w:rPr>
-        <w:rFonts w:ascii="Noto Sans Symbols" w:eastAsia="Noto Sans Symbols" w:hAnsi="Noto Sans Symbols" w:cs="Noto Sans Symbols"/>
+        <w:rFonts w:ascii="Noto Sans Symbols" w:cs="Noto Sans Symbols" w:eastAsia="Noto Sans Symbols" w:hAnsi="Noto Sans Symbols"/>
         <w:sz w:val="20"/>
         <w:szCs w:val="20"/>
       </w:rPr>
@@ -1171,7 +1613,7 @@
         <w:ind w:left="4320" w:hanging="360"/>
       </w:pPr>
       <w:rPr>
-        <w:rFonts w:ascii="Noto Sans Symbols" w:eastAsia="Noto Sans Symbols" w:hAnsi="Noto Sans Symbols" w:cs="Noto Sans Symbols"/>
+        <w:rFonts w:ascii="Noto Sans Symbols" w:cs="Noto Sans Symbols" w:eastAsia="Noto Sans Symbols" w:hAnsi="Noto Sans Symbols"/>
         <w:sz w:val="20"/>
         <w:szCs w:val="20"/>
       </w:rPr>
@@ -1185,7 +1627,7 @@
         <w:ind w:left="5040" w:hanging="360"/>
       </w:pPr>
       <w:rPr>
-        <w:rFonts w:ascii="Noto Sans Symbols" w:eastAsia="Noto Sans Symbols" w:hAnsi="Noto Sans Symbols" w:cs="Noto Sans Symbols"/>
+        <w:rFonts w:ascii="Noto Sans Symbols" w:cs="Noto Sans Symbols" w:eastAsia="Noto Sans Symbols" w:hAnsi="Noto Sans Symbols"/>
         <w:sz w:val="20"/>
         <w:szCs w:val="20"/>
       </w:rPr>
@@ -1199,7 +1641,7 @@
         <w:ind w:left="5760" w:hanging="360"/>
       </w:pPr>
       <w:rPr>
-        <w:rFonts w:ascii="Noto Sans Symbols" w:eastAsia="Noto Sans Symbols" w:hAnsi="Noto Sans Symbols" w:cs="Noto Sans Symbols"/>
+        <w:rFonts w:ascii="Noto Sans Symbols" w:cs="Noto Sans Symbols" w:eastAsia="Noto Sans Symbols" w:hAnsi="Noto Sans Symbols"/>
         <w:sz w:val="20"/>
         <w:szCs w:val="20"/>
       </w:rPr>
@@ -1213,16 +1655,141 @@
         <w:ind w:left="6480" w:hanging="360"/>
       </w:pPr>
       <w:rPr>
-        <w:rFonts w:ascii="Noto Sans Symbols" w:eastAsia="Noto Sans Symbols" w:hAnsi="Noto Sans Symbols" w:cs="Noto Sans Symbols"/>
+        <w:rFonts w:ascii="Noto Sans Symbols" w:cs="Noto Sans Symbols" w:eastAsia="Noto Sans Symbols" w:hAnsi="Noto Sans Symbols"/>
         <w:sz w:val="20"/>
         <w:szCs w:val="20"/>
       </w:rPr>
     </w:lvl>
   </w:abstractNum>
-  <w:abstractNum w:abstractNumId="1" w15:restartNumberingAfterBreak="0">
-    <w:nsid w:val="17914FB6"/>
-    <w:multiLevelType w:val="multilevel"/>
-    <w:tmpl w:val="7CA66540"/>
+  <w:abstractNum w:abstractNumId="2">
+    <w:lvl w:ilvl="0">
+      <w:start w:val="1"/>
+      <w:numFmt w:val="bullet"/>
+      <w:lvlText w:val="●"/>
+      <w:lvlJc w:val="left"/>
+      <w:pPr>
+        <w:ind w:left="720" w:hanging="360"/>
+      </w:pPr>
+      <w:rPr>
+        <w:rFonts w:ascii="Noto Sans Symbols" w:cs="Noto Sans Symbols" w:eastAsia="Noto Sans Symbols" w:hAnsi="Noto Sans Symbols"/>
+        <w:sz w:val="20"/>
+        <w:szCs w:val="20"/>
+      </w:rPr>
+    </w:lvl>
+    <w:lvl w:ilvl="1">
+      <w:start w:val="1"/>
+      <w:numFmt w:val="bullet"/>
+      <w:lvlText w:val="o"/>
+      <w:lvlJc w:val="left"/>
+      <w:pPr>
+        <w:ind w:left="1440" w:hanging="360"/>
+      </w:pPr>
+      <w:rPr>
+        <w:rFonts w:ascii="Courier New" w:cs="Courier New" w:eastAsia="Courier New" w:hAnsi="Courier New"/>
+        <w:sz w:val="20"/>
+        <w:szCs w:val="20"/>
+      </w:rPr>
+    </w:lvl>
+    <w:lvl w:ilvl="2">
+      <w:start w:val="1"/>
+      <w:numFmt w:val="bullet"/>
+      <w:lvlText w:val="▪"/>
+      <w:lvlJc w:val="left"/>
+      <w:pPr>
+        <w:ind w:left="2160" w:hanging="360"/>
+      </w:pPr>
+      <w:rPr>
+        <w:rFonts w:ascii="Noto Sans Symbols" w:cs="Noto Sans Symbols" w:eastAsia="Noto Sans Symbols" w:hAnsi="Noto Sans Symbols"/>
+        <w:sz w:val="20"/>
+        <w:szCs w:val="20"/>
+      </w:rPr>
+    </w:lvl>
+    <w:lvl w:ilvl="3">
+      <w:start w:val="1"/>
+      <w:numFmt w:val="bullet"/>
+      <w:lvlText w:val="▪"/>
+      <w:lvlJc w:val="left"/>
+      <w:pPr>
+        <w:ind w:left="2880" w:hanging="360"/>
+      </w:pPr>
+      <w:rPr>
+        <w:rFonts w:ascii="Noto Sans Symbols" w:cs="Noto Sans Symbols" w:eastAsia="Noto Sans Symbols" w:hAnsi="Noto Sans Symbols"/>
+        <w:sz w:val="20"/>
+        <w:szCs w:val="20"/>
+      </w:rPr>
+    </w:lvl>
+    <w:lvl w:ilvl="4">
+      <w:start w:val="1"/>
+      <w:numFmt w:val="bullet"/>
+      <w:lvlText w:val="▪"/>
+      <w:lvlJc w:val="left"/>
+      <w:pPr>
+        <w:ind w:left="3600" w:hanging="360"/>
+      </w:pPr>
+      <w:rPr>
+        <w:rFonts w:ascii="Noto Sans Symbols" w:cs="Noto Sans Symbols" w:eastAsia="Noto Sans Symbols" w:hAnsi="Noto Sans Symbols"/>
+        <w:sz w:val="20"/>
+        <w:szCs w:val="20"/>
+      </w:rPr>
+    </w:lvl>
+    <w:lvl w:ilvl="5">
+      <w:start w:val="1"/>
+      <w:numFmt w:val="bullet"/>
+      <w:lvlText w:val="▪"/>
+      <w:lvlJc w:val="left"/>
+      <w:pPr>
+        <w:ind w:left="4320" w:hanging="360"/>
+      </w:pPr>
+      <w:rPr>
+        <w:rFonts w:ascii="Noto Sans Symbols" w:cs="Noto Sans Symbols" w:eastAsia="Noto Sans Symbols" w:hAnsi="Noto Sans Symbols"/>
+        <w:sz w:val="20"/>
+        <w:szCs w:val="20"/>
+      </w:rPr>
+    </w:lvl>
+    <w:lvl w:ilvl="6">
+      <w:start w:val="1"/>
+      <w:numFmt w:val="bullet"/>
+      <w:lvlText w:val="▪"/>
+      <w:lvlJc w:val="left"/>
+      <w:pPr>
+        <w:ind w:left="5040" w:hanging="360"/>
+      </w:pPr>
+      <w:rPr>
+        <w:rFonts w:ascii="Noto Sans Symbols" w:cs="Noto Sans Symbols" w:eastAsia="Noto Sans Symbols" w:hAnsi="Noto Sans Symbols"/>
+        <w:sz w:val="20"/>
+        <w:szCs w:val="20"/>
+      </w:rPr>
+    </w:lvl>
+    <w:lvl w:ilvl="7">
+      <w:start w:val="1"/>
+      <w:numFmt w:val="bullet"/>
+      <w:lvlText w:val="▪"/>
+      <w:lvlJc w:val="left"/>
+      <w:pPr>
+        <w:ind w:left="5760" w:hanging="360"/>
+      </w:pPr>
+      <w:rPr>
+        <w:rFonts w:ascii="Noto Sans Symbols" w:cs="Noto Sans Symbols" w:eastAsia="Noto Sans Symbols" w:hAnsi="Noto Sans Symbols"/>
+        <w:sz w:val="20"/>
+        <w:szCs w:val="20"/>
+      </w:rPr>
+    </w:lvl>
+    <w:lvl w:ilvl="8">
+      <w:start w:val="1"/>
+      <w:numFmt w:val="bullet"/>
+      <w:lvlText w:val="▪"/>
+      <w:lvlJc w:val="left"/>
+      <w:pPr>
+        <w:ind w:left="6480" w:hanging="360"/>
+      </w:pPr>
+      <w:rPr>
+        <w:rFonts w:ascii="Noto Sans Symbols" w:cs="Noto Sans Symbols" w:eastAsia="Noto Sans Symbols" w:hAnsi="Noto Sans Symbols"/>
+        <w:sz w:val="20"/>
+        <w:szCs w:val="20"/>
+      </w:rPr>
+    </w:lvl>
+  </w:abstractNum>
+  <w:abstractNum w:abstractNumId="3">
     <w:lvl w:ilvl="0">
       <w:start w:val="1"/>
       <w:numFmt w:val="decimal"/>
@@ -1231,6 +1798,7 @@
       <w:pPr>
         <w:ind w:left="720" w:hanging="360"/>
       </w:pPr>
+      <w:rPr/>
     </w:lvl>
     <w:lvl w:ilvl="1">
       <w:start w:val="1"/>
@@ -1241,7 +1809,7 @@
         <w:ind w:left="1440" w:hanging="360"/>
       </w:pPr>
       <w:rPr>
-        <w:rFonts w:ascii="Courier New" w:eastAsia="Courier New" w:hAnsi="Courier New" w:cs="Courier New"/>
+        <w:rFonts w:ascii="Courier New" w:cs="Courier New" w:eastAsia="Courier New" w:hAnsi="Courier New"/>
         <w:sz w:val="20"/>
         <w:szCs w:val="20"/>
       </w:rPr>
@@ -1254,6 +1822,7 @@
       <w:pPr>
         <w:ind w:left="2160" w:hanging="360"/>
       </w:pPr>
+      <w:rPr/>
     </w:lvl>
     <w:lvl w:ilvl="3">
       <w:start w:val="1"/>
@@ -1263,6 +1832,7 @@
       <w:pPr>
         <w:ind w:left="2880" w:hanging="360"/>
       </w:pPr>
+      <w:rPr/>
     </w:lvl>
     <w:lvl w:ilvl="4">
       <w:start w:val="1"/>
@@ -1272,6 +1842,7 @@
       <w:pPr>
         <w:ind w:left="3600" w:hanging="360"/>
       </w:pPr>
+      <w:rPr/>
     </w:lvl>
     <w:lvl w:ilvl="5">
       <w:start w:val="1"/>
@@ -1281,6 +1852,7 @@
       <w:pPr>
         <w:ind w:left="4320" w:hanging="360"/>
       </w:pPr>
+      <w:rPr/>
     </w:lvl>
     <w:lvl w:ilvl="6">
       <w:start w:val="1"/>
@@ -1290,6 +1862,7 @@
       <w:pPr>
         <w:ind w:left="5040" w:hanging="360"/>
       </w:pPr>
+      <w:rPr/>
     </w:lvl>
     <w:lvl w:ilvl="7">
       <w:start w:val="1"/>
@@ -1299,6 +1872,7 @@
       <w:pPr>
         <w:ind w:left="5760" w:hanging="360"/>
       </w:pPr>
+      <w:rPr/>
     </w:lvl>
     <w:lvl w:ilvl="8">
       <w:start w:val="1"/>
@@ -1308,12 +1882,10 @@
       <w:pPr>
         <w:ind w:left="6480" w:hanging="360"/>
       </w:pPr>
+      <w:rPr/>
     </w:lvl>
   </w:abstractNum>
-  <w:abstractNum w:abstractNumId="2" w15:restartNumberingAfterBreak="0">
-    <w:nsid w:val="307007C5"/>
-    <w:multiLevelType w:val="multilevel"/>
-    <w:tmpl w:val="849241A2"/>
+  <w:abstractNum w:abstractNumId="4">
     <w:lvl w:ilvl="0">
       <w:start w:val="1"/>
       <w:numFmt w:val="bullet"/>
@@ -1323,7 +1895,7 @@
         <w:ind w:left="720" w:hanging="360"/>
       </w:pPr>
       <w:rPr>
-        <w:rFonts w:ascii="Noto Sans Symbols" w:eastAsia="Noto Sans Symbols" w:hAnsi="Noto Sans Symbols" w:cs="Noto Sans Symbols"/>
+        <w:rFonts w:ascii="Noto Sans Symbols" w:cs="Noto Sans Symbols" w:eastAsia="Noto Sans Symbols" w:hAnsi="Noto Sans Symbols"/>
         <w:sz w:val="20"/>
         <w:szCs w:val="20"/>
       </w:rPr>
@@ -1337,7 +1909,7 @@
         <w:ind w:left="1440" w:hanging="360"/>
       </w:pPr>
       <w:rPr>
-        <w:rFonts w:ascii="Courier New" w:eastAsia="Courier New" w:hAnsi="Courier New" w:cs="Courier New"/>
+        <w:rFonts w:ascii="Courier New" w:cs="Courier New" w:eastAsia="Courier New" w:hAnsi="Courier New"/>
         <w:sz w:val="20"/>
         <w:szCs w:val="20"/>
       </w:rPr>
@@ -1351,7 +1923,7 @@
         <w:ind w:left="2160" w:hanging="360"/>
       </w:pPr>
       <w:rPr>
-        <w:rFonts w:ascii="Noto Sans Symbols" w:eastAsia="Noto Sans Symbols" w:hAnsi="Noto Sans Symbols" w:cs="Noto Sans Symbols"/>
+        <w:rFonts w:ascii="Noto Sans Symbols" w:cs="Noto Sans Symbols" w:eastAsia="Noto Sans Symbols" w:hAnsi="Noto Sans Symbols"/>
         <w:sz w:val="20"/>
         <w:szCs w:val="20"/>
       </w:rPr>
@@ -1365,7 +1937,7 @@
         <w:ind w:left="2880" w:hanging="360"/>
       </w:pPr>
       <w:rPr>
-        <w:rFonts w:ascii="Noto Sans Symbols" w:eastAsia="Noto Sans Symbols" w:hAnsi="Noto Sans Symbols" w:cs="Noto Sans Symbols"/>
+        <w:rFonts w:ascii="Noto Sans Symbols" w:cs="Noto Sans Symbols" w:eastAsia="Noto Sans Symbols" w:hAnsi="Noto Sans Symbols"/>
         <w:sz w:val="20"/>
         <w:szCs w:val="20"/>
       </w:rPr>
@@ -1379,7 +1951,7 @@
         <w:ind w:left="3600" w:hanging="360"/>
       </w:pPr>
       <w:rPr>
-        <w:rFonts w:ascii="Noto Sans Symbols" w:eastAsia="Noto Sans Symbols" w:hAnsi="Noto Sans Symbols" w:cs="Noto Sans Symbols"/>
+        <w:rFonts w:ascii="Noto Sans Symbols" w:cs="Noto Sans Symbols" w:eastAsia="Noto Sans Symbols" w:hAnsi="Noto Sans Symbols"/>
         <w:sz w:val="20"/>
         <w:szCs w:val="20"/>
       </w:rPr>
@@ -1393,7 +1965,7 @@
         <w:ind w:left="4320" w:hanging="360"/>
       </w:pPr>
       <w:rPr>
-        <w:rFonts w:ascii="Noto Sans Symbols" w:eastAsia="Noto Sans Symbols" w:hAnsi="Noto Sans Symbols" w:cs="Noto Sans Symbols"/>
+        <w:rFonts w:ascii="Noto Sans Symbols" w:cs="Noto Sans Symbols" w:eastAsia="Noto Sans Symbols" w:hAnsi="Noto Sans Symbols"/>
         <w:sz w:val="20"/>
         <w:szCs w:val="20"/>
       </w:rPr>
@@ -1407,7 +1979,7 @@
         <w:ind w:left="5040" w:hanging="360"/>
       </w:pPr>
       <w:rPr>
-        <w:rFonts w:ascii="Noto Sans Symbols" w:eastAsia="Noto Sans Symbols" w:hAnsi="Noto Sans Symbols" w:cs="Noto Sans Symbols"/>
+        <w:rFonts w:ascii="Noto Sans Symbols" w:cs="Noto Sans Symbols" w:eastAsia="Noto Sans Symbols" w:hAnsi="Noto Sans Symbols"/>
         <w:sz w:val="20"/>
         <w:szCs w:val="20"/>
       </w:rPr>
@@ -1421,7 +1993,7 @@
         <w:ind w:left="5760" w:hanging="360"/>
       </w:pPr>
       <w:rPr>
-        <w:rFonts w:ascii="Noto Sans Symbols" w:eastAsia="Noto Sans Symbols" w:hAnsi="Noto Sans Symbols" w:cs="Noto Sans Symbols"/>
+        <w:rFonts w:ascii="Noto Sans Symbols" w:cs="Noto Sans Symbols" w:eastAsia="Noto Sans Symbols" w:hAnsi="Noto Sans Symbols"/>
         <w:sz w:val="20"/>
         <w:szCs w:val="20"/>
       </w:rPr>
@@ -1435,16 +2007,13 @@
         <w:ind w:left="6480" w:hanging="360"/>
       </w:pPr>
       <w:rPr>
-        <w:rFonts w:ascii="Noto Sans Symbols" w:eastAsia="Noto Sans Symbols" w:hAnsi="Noto Sans Symbols" w:cs="Noto Sans Symbols"/>
+        <w:rFonts w:ascii="Noto Sans Symbols" w:cs="Noto Sans Symbols" w:eastAsia="Noto Sans Symbols" w:hAnsi="Noto Sans Symbols"/>
         <w:sz w:val="20"/>
         <w:szCs w:val="20"/>
       </w:rPr>
     </w:lvl>
   </w:abstractNum>
-  <w:abstractNum w:abstractNumId="3" w15:restartNumberingAfterBreak="0">
-    <w:nsid w:val="413C660F"/>
-    <w:multiLevelType w:val="multilevel"/>
-    <w:tmpl w:val="35B838F6"/>
+  <w:abstractNum w:abstractNumId="5">
     <w:lvl w:ilvl="0">
       <w:start w:val="1"/>
       <w:numFmt w:val="decimal"/>
@@ -1453,6 +2022,7 @@
       <w:pPr>
         <w:ind w:left="720" w:hanging="360"/>
       </w:pPr>
+      <w:rPr/>
     </w:lvl>
     <w:lvl w:ilvl="1">
       <w:start w:val="1"/>
@@ -1463,7 +2033,7 @@
         <w:ind w:left="1440" w:hanging="360"/>
       </w:pPr>
       <w:rPr>
-        <w:rFonts w:ascii="Courier New" w:eastAsia="Courier New" w:hAnsi="Courier New" w:cs="Courier New"/>
+        <w:rFonts w:ascii="Courier New" w:cs="Courier New" w:eastAsia="Courier New" w:hAnsi="Courier New"/>
         <w:sz w:val="20"/>
         <w:szCs w:val="20"/>
       </w:rPr>
@@ -1476,6 +2046,7 @@
       <w:pPr>
         <w:ind w:left="2160" w:hanging="360"/>
       </w:pPr>
+      <w:rPr/>
     </w:lvl>
     <w:lvl w:ilvl="3">
       <w:start w:val="1"/>
@@ -1485,6 +2056,7 @@
       <w:pPr>
         <w:ind w:left="2880" w:hanging="360"/>
       </w:pPr>
+      <w:rPr/>
     </w:lvl>
     <w:lvl w:ilvl="4">
       <w:start w:val="1"/>
@@ -1494,6 +2066,7 @@
       <w:pPr>
         <w:ind w:left="3600" w:hanging="360"/>
       </w:pPr>
+      <w:rPr/>
     </w:lvl>
     <w:lvl w:ilvl="5">
       <w:start w:val="1"/>
@@ -1503,6 +2076,7 @@
       <w:pPr>
         <w:ind w:left="4320" w:hanging="360"/>
       </w:pPr>
+      <w:rPr/>
     </w:lvl>
     <w:lvl w:ilvl="6">
       <w:start w:val="1"/>
@@ -1512,6 +2086,7 @@
       <w:pPr>
         <w:ind w:left="5040" w:hanging="360"/>
       </w:pPr>
+      <w:rPr/>
     </w:lvl>
     <w:lvl w:ilvl="7">
       <w:start w:val="1"/>
@@ -1521,6 +2096,7 @@
       <w:pPr>
         <w:ind w:left="5760" w:hanging="360"/>
       </w:pPr>
+      <w:rPr/>
     </w:lvl>
     <w:lvl w:ilvl="8">
       <w:start w:val="1"/>
@@ -1530,746 +2106,182 @@
       <w:pPr>
         <w:ind w:left="6480" w:hanging="360"/>
       </w:pPr>
+      <w:rPr/>
     </w:lvl>
   </w:abstractNum>
-  <w:abstractNum w:abstractNumId="4" w15:restartNumberingAfterBreak="0">
-    <w:nsid w:val="7C192B9D"/>
-    <w:multiLevelType w:val="multilevel"/>
-    <w:tmpl w:val="D542EB7C"/>
-    <w:lvl w:ilvl="0">
-      <w:start w:val="1"/>
-      <w:numFmt w:val="bullet"/>
-      <w:lvlText w:val="●"/>
-      <w:lvlJc w:val="left"/>
-      <w:pPr>
-        <w:ind w:left="720" w:hanging="360"/>
-      </w:pPr>
-      <w:rPr>
-        <w:rFonts w:ascii="Noto Sans Symbols" w:eastAsia="Noto Sans Symbols" w:hAnsi="Noto Sans Symbols" w:cs="Noto Sans Symbols"/>
-        <w:sz w:val="20"/>
-        <w:szCs w:val="20"/>
-      </w:rPr>
-    </w:lvl>
-    <w:lvl w:ilvl="1">
-      <w:start w:val="1"/>
-      <w:numFmt w:val="bullet"/>
-      <w:lvlText w:val="o"/>
-      <w:lvlJc w:val="left"/>
-      <w:pPr>
-        <w:ind w:left="1440" w:hanging="360"/>
-      </w:pPr>
-      <w:rPr>
-        <w:rFonts w:ascii="Courier New" w:eastAsia="Courier New" w:hAnsi="Courier New" w:cs="Courier New"/>
-        <w:sz w:val="20"/>
-        <w:szCs w:val="20"/>
-      </w:rPr>
-    </w:lvl>
-    <w:lvl w:ilvl="2">
-      <w:start w:val="1"/>
-      <w:numFmt w:val="bullet"/>
-      <w:lvlText w:val="▪"/>
-      <w:lvlJc w:val="left"/>
-      <w:pPr>
-        <w:ind w:left="2160" w:hanging="360"/>
-      </w:pPr>
-      <w:rPr>
-        <w:rFonts w:ascii="Noto Sans Symbols" w:eastAsia="Noto Sans Symbols" w:hAnsi="Noto Sans Symbols" w:cs="Noto Sans Symbols"/>
-        <w:sz w:val="20"/>
-        <w:szCs w:val="20"/>
-      </w:rPr>
-    </w:lvl>
-    <w:lvl w:ilvl="3">
-      <w:start w:val="1"/>
-      <w:numFmt w:val="bullet"/>
-      <w:lvlText w:val="▪"/>
-      <w:lvlJc w:val="left"/>
-      <w:pPr>
-        <w:ind w:left="2880" w:hanging="360"/>
-      </w:pPr>
-      <w:rPr>
-        <w:rFonts w:ascii="Noto Sans Symbols" w:eastAsia="Noto Sans Symbols" w:hAnsi="Noto Sans Symbols" w:cs="Noto Sans Symbols"/>
-        <w:sz w:val="20"/>
-        <w:szCs w:val="20"/>
-      </w:rPr>
-    </w:lvl>
-    <w:lvl w:ilvl="4">
-      <w:start w:val="1"/>
-      <w:numFmt w:val="bullet"/>
-      <w:lvlText w:val="▪"/>
-      <w:lvlJc w:val="left"/>
-      <w:pPr>
-        <w:ind w:left="3600" w:hanging="360"/>
-      </w:pPr>
-      <w:rPr>
-        <w:rFonts w:ascii="Noto Sans Symbols" w:eastAsia="Noto Sans Symbols" w:hAnsi="Noto Sans Symbols" w:cs="Noto Sans Symbols"/>
-        <w:sz w:val="20"/>
-        <w:szCs w:val="20"/>
-      </w:rPr>
-    </w:lvl>
-    <w:lvl w:ilvl="5">
-      <w:start w:val="1"/>
-      <w:numFmt w:val="bullet"/>
-      <w:lvlText w:val="▪"/>
-      <w:lvlJc w:val="left"/>
-      <w:pPr>
-        <w:ind w:left="4320" w:hanging="360"/>
-      </w:pPr>
-      <w:rPr>
-        <w:rFonts w:ascii="Noto Sans Symbols" w:eastAsia="Noto Sans Symbols" w:hAnsi="Noto Sans Symbols" w:cs="Noto Sans Symbols"/>
-        <w:sz w:val="20"/>
-        <w:szCs w:val="20"/>
-      </w:rPr>
-    </w:lvl>
-    <w:lvl w:ilvl="6">
-      <w:start w:val="1"/>
-      <w:numFmt w:val="bullet"/>
-      <w:lvlText w:val="▪"/>
-      <w:lvlJc w:val="left"/>
-      <w:pPr>
-        <w:ind w:left="5040" w:hanging="360"/>
-      </w:pPr>
-      <w:rPr>
-        <w:rFonts w:ascii="Noto Sans Symbols" w:eastAsia="Noto Sans Symbols" w:hAnsi="Noto Sans Symbols" w:cs="Noto Sans Symbols"/>
-        <w:sz w:val="20"/>
-        <w:szCs w:val="20"/>
-      </w:rPr>
-    </w:lvl>
-    <w:lvl w:ilvl="7">
-      <w:start w:val="1"/>
-      <w:numFmt w:val="bullet"/>
-      <w:lvlText w:val="▪"/>
-      <w:lvlJc w:val="left"/>
-      <w:pPr>
-        <w:ind w:left="5760" w:hanging="360"/>
-      </w:pPr>
-      <w:rPr>
-        <w:rFonts w:ascii="Noto Sans Symbols" w:eastAsia="Noto Sans Symbols" w:hAnsi="Noto Sans Symbols" w:cs="Noto Sans Symbols"/>
-        <w:sz w:val="20"/>
-        <w:szCs w:val="20"/>
-      </w:rPr>
-    </w:lvl>
-    <w:lvl w:ilvl="8">
-      <w:start w:val="1"/>
-      <w:numFmt w:val="bullet"/>
-      <w:lvlText w:val="▪"/>
-      <w:lvlJc w:val="left"/>
-      <w:pPr>
-        <w:ind w:left="6480" w:hanging="360"/>
-      </w:pPr>
-      <w:rPr>
-        <w:rFonts w:ascii="Noto Sans Symbols" w:eastAsia="Noto Sans Symbols" w:hAnsi="Noto Sans Symbols" w:cs="Noto Sans Symbols"/>
-        <w:sz w:val="20"/>
-        <w:szCs w:val="20"/>
-      </w:rPr>
-    </w:lvl>
-  </w:abstractNum>
-  <w:num w:numId="1" w16cid:durableId="1415586857">
+  <w:num w:numId="1">
+    <w:abstractNumId w:val="1"/>
+  </w:num>
+  <w:num w:numId="2">
     <w:abstractNumId w:val="2"/>
   </w:num>
-  <w:num w:numId="2" w16cid:durableId="1040014752">
-    <w:abstractNumId w:val="0"/>
+  <w:num w:numId="3">
+    <w:abstractNumId w:val="3"/>
   </w:num>
-  <w:num w:numId="3" w16cid:durableId="592594812">
-    <w:abstractNumId w:val="1"/>
-  </w:num>
-  <w:num w:numId="4" w16cid:durableId="360714011">
+  <w:num w:numId="4">
     <w:abstractNumId w:val="4"/>
   </w:num>
-  <w:num w:numId="5" w16cid:durableId="905576454">
-    <w:abstractNumId w:val="3"/>
+  <w:num w:numId="5">
+    <w:abstractNumId w:val="5"/>
   </w:num>
 </w:numbering>
 </file>
 
 <file path=word/styles.xml><?xml version="1.0" encoding="utf-8"?>
-<w:styles xmlns:mc="http://schemas.openxmlformats.org/markup-compatibility/2006" xmlns:r="http://schemas.openxmlformats.org/officeDocument/2006/relationships" xmlns:w="http://schemas.openxmlformats.org/wordprocessingml/2006/main" xmlns:w14="http://schemas.microsoft.com/office/word/2010/wordml" xmlns:w15="http://schemas.microsoft.com/office/word/2012/wordml" xmlns:w16cex="http://schemas.microsoft.com/office/word/2018/wordml/cex" xmlns:w16cid="http://schemas.microsoft.com/office/word/2016/wordml/cid" xmlns:w16="http://schemas.microsoft.com/office/word/2018/wordml" xmlns:w16du="http://schemas.microsoft.com/office/word/2023/wordml/word16du" xmlns:w16sdtdh="http://schemas.microsoft.com/office/word/2020/wordml/sdtdatahash" xmlns:w16sdtfl="http://schemas.microsoft.com/office/word/2024/wordml/sdtformatlock" xmlns:w16se="http://schemas.microsoft.com/office/word/2015/wordml/symex" mc:Ignorable="w14 w15 w16se w16cid w16 w16cex w16sdtdh w16sdtfl w16du">
+<w:styles xmlns:mc="http://schemas.openxmlformats.org/markup-compatibility/2006" xmlns:o="urn:schemas-microsoft-com:office:office" xmlns:r="http://schemas.openxmlformats.org/officeDocument/2006/relationships" xmlns:m="http://schemas.openxmlformats.org/officeDocument/2006/math" xmlns:v="urn:schemas-microsoft-com:vml" xmlns:wp="http://schemas.openxmlformats.org/drawingml/2006/wordprocessingDrawing" xmlns:w10="urn:schemas-microsoft-com:office:word" xmlns:w="http://schemas.openxmlformats.org/wordprocessingml/2006/main" xmlns:wne="http://schemas.microsoft.com/office/word/2006/wordml" xmlns:sl="http://schemas.openxmlformats.org/schemaLibrary/2006/main" xmlns:a="http://schemas.openxmlformats.org/drawingml/2006/main" xmlns:pic="http://schemas.openxmlformats.org/drawingml/2006/picture" xmlns:c="http://schemas.openxmlformats.org/drawingml/2006/chart" xmlns:lc="http://schemas.openxmlformats.org/drawingml/2006/lockedCanvas" xmlns:dgm="http://schemas.openxmlformats.org/drawingml/2006/diagram" xmlns:wps="http://schemas.microsoft.com/office/word/2010/wordprocessingShape" xmlns:wpg="http://schemas.microsoft.com/office/word/2010/wordprocessingGroup" xmlns:w14="http://schemas.microsoft.com/office/word/2010/wordml" xmlns:w15="http://schemas.microsoft.com/office/word/2012/wordml" xmlns:w16="http://schemas.microsoft.com/office/word/2018/wordml" xmlns:w16cex="http://schemas.microsoft.com/office/word/2018/wordml/cex" xmlns:w16cid="http://schemas.microsoft.com/office/word/2016/wordml/cid" xmlns="http://schemas.microsoft.com/office/tasks/2019/documenttasks" xmlns:cr="http://schemas.microsoft.com/office/comments/2020/reactions">
   <w:docDefaults>
     <w:rPrDefault>
       <w:rPr>
-        <w:rFonts w:ascii="Calibri" w:eastAsia="Calibri" w:hAnsi="Calibri" w:cs="Calibri"/>
+        <w:rFonts w:ascii="Calibri" w:cs="Calibri" w:eastAsia="Calibri" w:hAnsi="Calibri"/>
         <w:sz w:val="24"/>
         <w:szCs w:val="24"/>
-        <w:lang w:val="es-MX" w:eastAsia="es-MX" w:bidi="ar-SA"/>
+        <w:lang w:val="es-MX"/>
       </w:rPr>
     </w:rPrDefault>
     <w:pPrDefault>
       <w:pPr>
-        <w:spacing w:after="160" w:line="278" w:lineRule="auto"/>
+        <w:spacing w:after="160" w:line="278.00000000000006" w:lineRule="auto"/>
       </w:pPr>
     </w:pPrDefault>
   </w:docDefaults>
-  <w:latentStyles w:defLockedState="0" w:defUIPriority="99" w:defSemiHidden="0" w:defUnhideWhenUsed="0" w:defQFormat="0" w:count="376">
-    <w:lsdException w:name="Normal" w:uiPriority="0" w:qFormat="1"/>
-    <w:lsdException w:name="heading 1" w:uiPriority="9" w:qFormat="1"/>
-    <w:lsdException w:name="heading 2" w:semiHidden="1" w:uiPriority="9" w:unhideWhenUsed="1" w:qFormat="1"/>
-    <w:lsdException w:name="heading 3" w:semiHidden="1" w:uiPriority="9" w:unhideWhenUsed="1" w:qFormat="1"/>
-    <w:lsdException w:name="heading 4" w:semiHidden="1" w:uiPriority="9" w:unhideWhenUsed="1" w:qFormat="1"/>
-    <w:lsdException w:name="heading 5" w:semiHidden="1" w:uiPriority="9" w:unhideWhenUsed="1" w:qFormat="1"/>
-    <w:lsdException w:name="heading 6" w:semiHidden="1" w:uiPriority="9" w:unhideWhenUsed="1" w:qFormat="1"/>
-    <w:lsdException w:name="heading 7" w:semiHidden="1" w:uiPriority="9" w:unhideWhenUsed="1" w:qFormat="1"/>
-    <w:lsdException w:name="heading 8" w:semiHidden="1" w:uiPriority="9" w:unhideWhenUsed="1" w:qFormat="1"/>
-    <w:lsdException w:name="heading 9" w:semiHidden="1" w:uiPriority="9" w:unhideWhenUsed="1" w:qFormat="1"/>
-    <w:lsdException w:name="index 1" w:semiHidden="1" w:unhideWhenUsed="1"/>
-    <w:lsdException w:name="index 2" w:semiHidden="1" w:unhideWhenUsed="1"/>
-    <w:lsdException w:name="index 3" w:semiHidden="1" w:unhideWhenUsed="1"/>
-    <w:lsdException w:name="index 4" w:semiHidden="1" w:unhideWhenUsed="1"/>
-    <w:lsdException w:name="index 5" w:semiHidden="1" w:unhideWhenUsed="1"/>
-    <w:lsdException w:name="index 6" w:semiHidden="1" w:unhideWhenUsed="1"/>
-    <w:lsdException w:name="index 7" w:semiHidden="1" w:unhideWhenUsed="1"/>
-    <w:lsdException w:name="index 8" w:semiHidden="1" w:unhideWhenUsed="1"/>
-    <w:lsdException w:name="index 9" w:semiHidden="1" w:unhideWhenUsed="1"/>
-    <w:lsdException w:name="toc 1" w:semiHidden="1" w:uiPriority="39" w:unhideWhenUsed="1"/>
-    <w:lsdException w:name="toc 2" w:semiHidden="1" w:uiPriority="39" w:unhideWhenUsed="1"/>
-    <w:lsdException w:name="toc 3" w:semiHidden="1" w:uiPriority="39" w:unhideWhenUsed="1"/>
-    <w:lsdException w:name="toc 4" w:semiHidden="1" w:uiPriority="39" w:unhideWhenUsed="1"/>
-    <w:lsdException w:name="toc 5" w:semiHidden="1" w:uiPriority="39" w:unhideWhenUsed="1"/>
-    <w:lsdException w:name="toc 6" w:semiHidden="1" w:uiPriority="39" w:unhideWhenUsed="1"/>
-    <w:lsdException w:name="toc 7" w:semiHidden="1" w:uiPriority="39" w:unhideWhenUsed="1"/>
-    <w:lsdException w:name="toc 8" w:semiHidden="1" w:uiPriority="39" w:unhideWhenUsed="1"/>
-    <w:lsdException w:name="toc 9" w:semiHidden="1" w:uiPriority="39" w:unhideWhenUsed="1"/>
-    <w:lsdException w:name="Normal Indent" w:semiHidden="1" w:unhideWhenUsed="1"/>
-    <w:lsdException w:name="footnote text" w:semiHidden="1" w:unhideWhenUsed="1"/>
-    <w:lsdException w:name="annotation text" w:semiHidden="1" w:unhideWhenUsed="1"/>
-    <w:lsdException w:name="header" w:semiHidden="1" w:unhideWhenUsed="1"/>
-    <w:lsdException w:name="footer" w:semiHidden="1" w:unhideWhenUsed="1"/>
-    <w:lsdException w:name="index heading" w:semiHidden="1" w:unhideWhenUsed="1"/>
-    <w:lsdException w:name="caption" w:semiHidden="1" w:uiPriority="35" w:unhideWhenUsed="1" w:qFormat="1"/>
-    <w:lsdException w:name="table of figures" w:semiHidden="1" w:unhideWhenUsed="1"/>
-    <w:lsdException w:name="envelope address" w:semiHidden="1" w:unhideWhenUsed="1"/>
-    <w:lsdException w:name="envelope return" w:semiHidden="1" w:unhideWhenUsed="1"/>
-    <w:lsdException w:name="footnote reference" w:semiHidden="1" w:unhideWhenUsed="1"/>
-    <w:lsdException w:name="annotation reference" w:semiHidden="1" w:unhideWhenUsed="1"/>
-    <w:lsdException w:name="line number" w:semiHidden="1" w:unhideWhenUsed="1"/>
-    <w:lsdException w:name="page number" w:semiHidden="1" w:unhideWhenUsed="1"/>
-    <w:lsdException w:name="endnote reference" w:semiHidden="1" w:unhideWhenUsed="1"/>
-    <w:lsdException w:name="endnote text" w:semiHidden="1" w:unhideWhenUsed="1"/>
-    <w:lsdException w:name="table of authorities" w:semiHidden="1" w:unhideWhenUsed="1"/>
-    <w:lsdException w:name="macro" w:semiHidden="1" w:unhideWhenUsed="1"/>
-    <w:lsdException w:name="toa heading" w:semiHidden="1" w:unhideWhenUsed="1"/>
-    <w:lsdException w:name="List" w:semiHidden="1" w:unhideWhenUsed="1"/>
-    <w:lsdException w:name="List Bullet" w:semiHidden="1" w:unhideWhenUsed="1"/>
-    <w:lsdException w:name="List Number" w:semiHidden="1" w:unhideWhenUsed="1"/>
-    <w:lsdException w:name="List 2" w:semiHidden="1" w:unhideWhenUsed="1"/>
-    <w:lsdException w:name="List 3" w:semiHidden="1" w:unhideWhenUsed="1"/>
-    <w:lsdException w:name="List 4" w:semiHidden="1" w:unhideWhenUsed="1"/>
-    <w:lsdException w:name="List 5" w:semiHidden="1" w:unhideWhenUsed="1"/>
-    <w:lsdException w:name="List Bullet 2" w:semiHidden="1" w:unhideWhenUsed="1"/>
-    <w:lsdException w:name="List Bullet 3" w:semiHidden="1" w:unhideWhenUsed="1"/>
-    <w:lsdException w:name="List Bullet 4" w:semiHidden="1" w:unhideWhenUsed="1"/>
-    <w:lsdException w:name="List Bullet 5" w:semiHidden="1" w:unhideWhenUsed="1"/>
-    <w:lsdException w:name="List Number 2" w:semiHidden="1" w:unhideWhenUsed="1"/>
-    <w:lsdException w:name="List Number 3" w:semiHidden="1" w:unhideWhenUsed="1"/>
-    <w:lsdException w:name="List Number 4" w:semiHidden="1" w:unhideWhenUsed="1"/>
-    <w:lsdException w:name="List Number 5" w:semiHidden="1" w:unhideWhenUsed="1"/>
-    <w:lsdException w:name="Title" w:uiPriority="10" w:qFormat="1"/>
-    <w:lsdException w:name="Closing" w:semiHidden="1" w:unhideWhenUsed="1"/>
-    <w:lsdException w:name="Signature" w:semiHidden="1" w:unhideWhenUsed="1"/>
-    <w:lsdException w:name="Default Paragraph Font" w:semiHidden="1" w:uiPriority="1" w:unhideWhenUsed="1"/>
-    <w:lsdException w:name="Body Text" w:semiHidden="1" w:unhideWhenUsed="1"/>
-    <w:lsdException w:name="Body Text Indent" w:semiHidden="1" w:unhideWhenUsed="1"/>
-    <w:lsdException w:name="List Continue" w:semiHidden="1" w:unhideWhenUsed="1"/>
-    <w:lsdException w:name="List Continue 2" w:semiHidden="1" w:unhideWhenUsed="1"/>
-    <w:lsdException w:name="List Continue 3" w:semiHidden="1" w:unhideWhenUsed="1"/>
-    <w:lsdException w:name="List Continue 4" w:semiHidden="1" w:unhideWhenUsed="1"/>
-    <w:lsdException w:name="List Continue 5" w:semiHidden="1" w:unhideWhenUsed="1"/>
-    <w:lsdException w:name="Message Header" w:semiHidden="1" w:unhideWhenUsed="1"/>
-    <w:lsdException w:name="Subtitle" w:uiPriority="11" w:qFormat="1"/>
-    <w:lsdException w:name="Salutation" w:semiHidden="1" w:unhideWhenUsed="1"/>
-    <w:lsdException w:name="Date" w:semiHidden="1" w:unhideWhenUsed="1"/>
-    <w:lsdException w:name="Body Text First Indent" w:semiHidden="1" w:unhideWhenUsed="1"/>
-    <w:lsdException w:name="Body Text First Indent 2" w:semiHidden="1" w:unhideWhenUsed="1"/>
-    <w:lsdException w:name="Note Heading" w:semiHidden="1" w:unhideWhenUsed="1"/>
-    <w:lsdException w:name="Body Text 2" w:semiHidden="1" w:unhideWhenUsed="1"/>
-    <w:lsdException w:name="Body Text 3" w:semiHidden="1" w:unhideWhenUsed="1"/>
-    <w:lsdException w:name="Body Text Indent 2" w:semiHidden="1" w:unhideWhenUsed="1"/>
-    <w:lsdException w:name="Body Text Indent 3" w:semiHidden="1" w:unhideWhenUsed="1"/>
-    <w:lsdException w:name="Block Text" w:semiHidden="1" w:unhideWhenUsed="1"/>
-    <w:lsdException w:name="Hyperlink" w:semiHidden="1" w:unhideWhenUsed="1"/>
-    <w:lsdException w:name="FollowedHyperlink" w:semiHidden="1" w:unhideWhenUsed="1"/>
-    <w:lsdException w:name="Strong" w:uiPriority="22" w:qFormat="1"/>
-    <w:lsdException w:name="Emphasis" w:uiPriority="20" w:qFormat="1"/>
-    <w:lsdException w:name="Document Map" w:semiHidden="1" w:unhideWhenUsed="1"/>
-    <w:lsdException w:name="Plain Text" w:semiHidden="1" w:unhideWhenUsed="1"/>
-    <w:lsdException w:name="E-mail Signature" w:semiHidden="1" w:unhideWhenUsed="1"/>
-    <w:lsdException w:name="HTML Top of Form" w:semiHidden="1" w:unhideWhenUsed="1"/>
-    <w:lsdException w:name="HTML Bottom of Form" w:semiHidden="1" w:unhideWhenUsed="1"/>
-    <w:lsdException w:name="Normal (Web)" w:semiHidden="1" w:unhideWhenUsed="1"/>
-    <w:lsdException w:name="HTML Acronym" w:semiHidden="1" w:unhideWhenUsed="1"/>
-    <w:lsdException w:name="HTML Address" w:semiHidden="1" w:unhideWhenUsed="1"/>
-    <w:lsdException w:name="HTML Cite" w:semiHidden="1" w:unhideWhenUsed="1"/>
-    <w:lsdException w:name="HTML Code" w:semiHidden="1" w:unhideWhenUsed="1"/>
-    <w:lsdException w:name="HTML Definition" w:semiHidden="1" w:unhideWhenUsed="1"/>
-    <w:lsdException w:name="HTML Keyboard" w:semiHidden="1" w:unhideWhenUsed="1"/>
-    <w:lsdException w:name="HTML Preformatted" w:semiHidden="1" w:unhideWhenUsed="1"/>
-    <w:lsdException w:name="HTML Sample" w:semiHidden="1" w:unhideWhenUsed="1"/>
-    <w:lsdException w:name="HTML Typewriter" w:semiHidden="1" w:unhideWhenUsed="1"/>
-    <w:lsdException w:name="HTML Variable" w:semiHidden="1" w:unhideWhenUsed="1"/>
-    <w:lsdException w:name="Normal Table" w:semiHidden="1" w:unhideWhenUsed="1"/>
-    <w:lsdException w:name="annotation subject" w:semiHidden="1" w:unhideWhenUsed="1"/>
-    <w:lsdException w:name="No List" w:semiHidden="1" w:unhideWhenUsed="1"/>
-    <w:lsdException w:name="Outline List 1" w:semiHidden="1" w:unhideWhenUsed="1"/>
-    <w:lsdException w:name="Outline List 2" w:semiHidden="1" w:unhideWhenUsed="1"/>
-    <w:lsdException w:name="Outline List 3" w:semiHidden="1" w:unhideWhenUsed="1"/>
-    <w:lsdException w:name="Table Simple 1" w:semiHidden="1" w:unhideWhenUsed="1"/>
-    <w:lsdException w:name="Table Simple 2" w:semiHidden="1" w:unhideWhenUsed="1"/>
-    <w:lsdException w:name="Table Simple 3" w:semiHidden="1" w:unhideWhenUsed="1"/>
-    <w:lsdException w:name="Table Classic 1" w:semiHidden="1" w:unhideWhenUsed="1"/>
-    <w:lsdException w:name="Table Classic 2" w:semiHidden="1" w:unhideWhenUsed="1"/>
-    <w:lsdException w:name="Table Classic 3" w:semiHidden="1" w:unhideWhenUsed="1"/>
-    <w:lsdException w:name="Table Classic 4" w:semiHidden="1" w:unhideWhenUsed="1"/>
-    <w:lsdException w:name="Table Colorful 1" w:semiHidden="1" w:unhideWhenUsed="1"/>
-    <w:lsdException w:name="Table Colorful 2" w:semiHidden="1" w:unhideWhenUsed="1"/>
-    <w:lsdException w:name="Table Colorful 3" w:semiHidden="1" w:unhideWhenUsed="1"/>
-    <w:lsdException w:name="Table Columns 1" w:semiHidden="1" w:unhideWhenUsed="1"/>
-    <w:lsdException w:name="Table Columns 2" w:semiHidden="1" w:unhideWhenUsed="1"/>
-    <w:lsdException w:name="Table Columns 3" w:semiHidden="1" w:unhideWhenUsed="1"/>
-    <w:lsdException w:name="Table Columns 4" w:semiHidden="1" w:unhideWhenUsed="1"/>
-    <w:lsdException w:name="Table Columns 5" w:semiHidden="1" w:unhideWhenUsed="1"/>
-    <w:lsdException w:name="Table Grid 1" w:semiHidden="1" w:unhideWhenUsed="1"/>
-    <w:lsdException w:name="Table Grid 2" w:semiHidden="1" w:unhideWhenUsed="1"/>
-    <w:lsdException w:name="Table Grid 3" w:semiHidden="1" w:unhideWhenUsed="1"/>
-    <w:lsdException w:name="Table Grid 4" w:semiHidden="1" w:unhideWhenUsed="1"/>
-    <w:lsdException w:name="Table Grid 5" w:semiHidden="1" w:unhideWhenUsed="1"/>
-    <w:lsdException w:name="Table Grid 6" w:semiHidden="1" w:unhideWhenUsed="1"/>
-    <w:lsdException w:name="Table Grid 7" w:semiHidden="1" w:unhideWhenUsed="1"/>
-    <w:lsdException w:name="Table Grid 8" w:semiHidden="1" w:unhideWhenUsed="1"/>
-    <w:lsdException w:name="Table List 1" w:semiHidden="1" w:unhideWhenUsed="1"/>
-    <w:lsdException w:name="Table List 2" w:semiHidden="1" w:unhideWhenUsed="1"/>
-    <w:lsdException w:name="Table List 3" w:semiHidden="1" w:unhideWhenUsed="1"/>
-    <w:lsdException w:name="Table List 4" w:semiHidden="1" w:unhideWhenUsed="1"/>
-    <w:lsdException w:name="Table List 5" w:semiHidden="1" w:unhideWhenUsed="1"/>
-    <w:lsdException w:name="Table List 6" w:semiHidden="1" w:unhideWhenUsed="1"/>
-    <w:lsdException w:name="Table List 7" w:semiHidden="1" w:unhideWhenUsed="1"/>
-    <w:lsdException w:name="Table List 8" w:semiHidden="1" w:unhideWhenUsed="1"/>
-    <w:lsdException w:name="Table 3D effects 1" w:semiHidden="1" w:unhideWhenUsed="1"/>
-    <w:lsdException w:name="Table 3D effects 2" w:semiHidden="1" w:unhideWhenUsed="1"/>
-    <w:lsdException w:name="Table 3D effects 3" w:semiHidden="1" w:unhideWhenUsed="1"/>
-    <w:lsdException w:name="Table Contemporary" w:semiHidden="1" w:unhideWhenUsed="1"/>
-    <w:lsdException w:name="Table Elegant" w:semiHidden="1" w:unhideWhenUsed="1"/>
-    <w:lsdException w:name="Table Professional" w:semiHidden="1" w:unhideWhenUsed="1"/>
-    <w:lsdException w:name="Table Subtle 1" w:semiHidden="1" w:unhideWhenUsed="1"/>
-    <w:lsdException w:name="Table Subtle 2" w:semiHidden="1" w:unhideWhenUsed="1"/>
-    <w:lsdException w:name="Table Web 1" w:semiHidden="1" w:unhideWhenUsed="1"/>
-    <w:lsdException w:name="Table Web 2" w:semiHidden="1" w:unhideWhenUsed="1"/>
-    <w:lsdException w:name="Table Web 3" w:semiHidden="1" w:unhideWhenUsed="1"/>
-    <w:lsdException w:name="Balloon Text" w:semiHidden="1" w:unhideWhenUsed="1"/>
-    <w:lsdException w:name="Table Grid" w:uiPriority="39"/>
-    <w:lsdException w:name="Table Theme" w:semiHidden="1" w:unhideWhenUsed="1"/>
-    <w:lsdException w:name="Placeholder Text" w:semiHidden="1"/>
-    <w:lsdException w:name="No Spacing" w:uiPriority="1" w:qFormat="1"/>
-    <w:lsdException w:name="Light Shading" w:uiPriority="60"/>
-    <w:lsdException w:name="Light List" w:uiPriority="61"/>
-    <w:lsdException w:name="Light Grid" w:uiPriority="62"/>
-    <w:lsdException w:name="Medium Shading 1" w:uiPriority="63"/>
-    <w:lsdException w:name="Medium Shading 2" w:uiPriority="64"/>
-    <w:lsdException w:name="Medium List 1" w:uiPriority="65"/>
-    <w:lsdException w:name="Medium List 2" w:uiPriority="66"/>
-    <w:lsdException w:name="Medium Grid 1" w:uiPriority="67"/>
-    <w:lsdException w:name="Medium Grid 2" w:uiPriority="68"/>
-    <w:lsdException w:name="Medium Grid 3" w:uiPriority="69"/>
-    <w:lsdException w:name="Dark List" w:uiPriority="70"/>
-    <w:lsdException w:name="Colorful Shading" w:uiPriority="71"/>
-    <w:lsdException w:name="Colorful List" w:uiPriority="72"/>
-    <w:lsdException w:name="Colorful Grid" w:uiPriority="73"/>
-    <w:lsdException w:name="Light Shading Accent 1" w:uiPriority="60"/>
-    <w:lsdException w:name="Light List Accent 1" w:uiPriority="61"/>
-    <w:lsdException w:name="Light Grid Accent 1" w:uiPriority="62"/>
-    <w:lsdException w:name="Medium Shading 1 Accent 1" w:uiPriority="63"/>
-    <w:lsdException w:name="Medium Shading 2 Accent 1" w:uiPriority="64"/>
-    <w:lsdException w:name="Medium List 1 Accent 1" w:uiPriority="65"/>
-    <w:lsdException w:name="Revision" w:semiHidden="1"/>
-    <w:lsdException w:name="List Paragraph" w:uiPriority="34" w:qFormat="1"/>
-    <w:lsdException w:name="Quote" w:uiPriority="29" w:qFormat="1"/>
-    <w:lsdException w:name="Intense Quote" w:uiPriority="30" w:qFormat="1"/>
-    <w:lsdException w:name="Medium List 2 Accent 1" w:uiPriority="66"/>
-    <w:lsdException w:name="Medium Grid 1 Accent 1" w:uiPriority="67"/>
-    <w:lsdException w:name="Medium Grid 2 Accent 1" w:uiPriority="68"/>
-    <w:lsdException w:name="Medium Grid 3 Accent 1" w:uiPriority="69"/>
-    <w:lsdException w:name="Dark List Accent 1" w:uiPriority="70"/>
-    <w:lsdException w:name="Colorful Shading Accent 1" w:uiPriority="71"/>
-    <w:lsdException w:name="Colorful List Accent 1" w:uiPriority="72"/>
-    <w:lsdException w:name="Colorful Grid Accent 1" w:uiPriority="73"/>
-    <w:lsdException w:name="Light Shading Accent 2" w:uiPriority="60"/>
-    <w:lsdException w:name="Light List Accent 2" w:uiPriority="61"/>
-    <w:lsdException w:name="Light Grid Accent 2" w:uiPriority="62"/>
-    <w:lsdException w:name="Medium Shading 1 Accent 2" w:uiPriority="63"/>
-    <w:lsdException w:name="Medium Shading 2 Accent 2" w:uiPriority="64"/>
-    <w:lsdException w:name="Medium List 1 Accent 2" w:uiPriority="65"/>
-    <w:lsdException w:name="Medium List 2 Accent 2" w:uiPriority="66"/>
-    <w:lsdException w:name="Medium Grid 1 Accent 2" w:uiPriority="67"/>
-    <w:lsdException w:name="Medium Grid 2 Accent 2" w:uiPriority="68"/>
-    <w:lsdException w:name="Medium Grid 3 Accent 2" w:uiPriority="69"/>
-    <w:lsdException w:name="Dark List Accent 2" w:uiPriority="70"/>
-    <w:lsdException w:name="Colorful Shading Accent 2" w:uiPriority="71"/>
-    <w:lsdException w:name="Colorful List Accent 2" w:uiPriority="72"/>
-    <w:lsdException w:name="Colorful Grid Accent 2" w:uiPriority="73"/>
-    <w:lsdException w:name="Light Shading Accent 3" w:uiPriority="60"/>
-    <w:lsdException w:name="Light List Accent 3" w:uiPriority="61"/>
-    <w:lsdException w:name="Light Grid Accent 3" w:uiPriority="62"/>
-    <w:lsdException w:name="Medium Shading 1 Accent 3" w:uiPriority="63"/>
-    <w:lsdException w:name="Medium Shading 2 Accent 3" w:uiPriority="64"/>
-    <w:lsdException w:name="Medium List 1 Accent 3" w:uiPriority="65"/>
-    <w:lsdException w:name="Medium List 2 Accent 3" w:uiPriority="66"/>
-    <w:lsdException w:name="Medium Grid 1 Accent 3" w:uiPriority="67"/>
-    <w:lsdException w:name="Medium Grid 2 Accent 3" w:uiPriority="68"/>
-    <w:lsdException w:name="Medium Grid 3 Accent 3" w:uiPriority="69"/>
-    <w:lsdException w:name="Dark List Accent 3" w:uiPriority="70"/>
-    <w:lsdException w:name="Colorful Shading Accent 3" w:uiPriority="71"/>
-    <w:lsdException w:name="Colorful List Accent 3" w:uiPriority="72"/>
-    <w:lsdException w:name="Colorful Grid Accent 3" w:uiPriority="73"/>
-    <w:lsdException w:name="Light Shading Accent 4" w:uiPriority="60"/>
-    <w:lsdException w:name="Light List Accent 4" w:uiPriority="61"/>
-    <w:lsdException w:name="Light Grid Accent 4" w:uiPriority="62"/>
-    <w:lsdException w:name="Medium Shading 1 Accent 4" w:uiPriority="63"/>
-    <w:lsdException w:name="Medium Shading 2 Accent 4" w:uiPriority="64"/>
-    <w:lsdException w:name="Medium List 1 Accent 4" w:uiPriority="65"/>
-    <w:lsdException w:name="Medium List 2 Accent 4" w:uiPriority="66"/>
-    <w:lsdException w:name="Medium Grid 1 Accent 4" w:uiPriority="67"/>
-    <w:lsdException w:name="Medium Grid 2 Accent 4" w:uiPriority="68"/>
-    <w:lsdException w:name="Medium Grid 3 Accent 4" w:uiPriority="69"/>
-    <w:lsdException w:name="Dark List Accent 4" w:uiPriority="70"/>
-    <w:lsdException w:name="Colorful Shading Accent 4" w:uiPriority="71"/>
-    <w:lsdException w:name="Colorful List Accent 4" w:uiPriority="72"/>
-    <w:lsdException w:name="Colorful Grid Accent 4" w:uiPriority="73"/>
-    <w:lsdException w:name="Light Shading Accent 5" w:uiPriority="60"/>
-    <w:lsdException w:name="Light List Accent 5" w:uiPriority="61"/>
-    <w:lsdException w:name="Light Grid Accent 5" w:uiPriority="62"/>
-    <w:lsdException w:name="Medium Shading 1 Accent 5" w:uiPriority="63"/>
-    <w:lsdException w:name="Medium Shading 2 Accent 5" w:uiPriority="64"/>
-    <w:lsdException w:name="Medium List 1 Accent 5" w:uiPriority="65"/>
-    <w:lsdException w:name="Medium List 2 Accent 5" w:uiPriority="66"/>
-    <w:lsdException w:name="Medium Grid 1 Accent 5" w:uiPriority="67"/>
-    <w:lsdException w:name="Medium Grid 2 Accent 5" w:uiPriority="68"/>
-    <w:lsdException w:name="Medium Grid 3 Accent 5" w:uiPriority="69"/>
-    <w:lsdException w:name="Dark List Accent 5" w:uiPriority="70"/>
-    <w:lsdException w:name="Colorful Shading Accent 5" w:uiPriority="71"/>
-    <w:lsdException w:name="Colorful List Accent 5" w:uiPriority="72"/>
-    <w:lsdException w:name="Colorful Grid Accent 5" w:uiPriority="73"/>
-    <w:lsdException w:name="Light Shading Accent 6" w:uiPriority="60"/>
-    <w:lsdException w:name="Light List Accent 6" w:uiPriority="61"/>
-    <w:lsdException w:name="Light Grid Accent 6" w:uiPriority="62"/>
-    <w:lsdException w:name="Medium Shading 1 Accent 6" w:uiPriority="63"/>
-    <w:lsdException w:name="Medium Shading 2 Accent 6" w:uiPriority="64"/>
-    <w:lsdException w:name="Medium List 1 Accent 6" w:uiPriority="65"/>
-    <w:lsdException w:name="Medium List 2 Accent 6" w:uiPriority="66"/>
-    <w:lsdException w:name="Medium Grid 1 Accent 6" w:uiPriority="67"/>
-    <w:lsdException w:name="Medium Grid 2 Accent 6" w:uiPriority="68"/>
-    <w:lsdException w:name="Medium Grid 3 Accent 6" w:uiPriority="69"/>
-    <w:lsdException w:name="Dark List Accent 6" w:uiPriority="70"/>
-    <w:lsdException w:name="Colorful Shading Accent 6" w:uiPriority="71"/>
-    <w:lsdException w:name="Colorful List Accent 6" w:uiPriority="72"/>
-    <w:lsdException w:name="Colorful Grid Accent 6" w:uiPriority="73"/>
-    <w:lsdException w:name="Subtle Emphasis" w:uiPriority="19" w:qFormat="1"/>
-    <w:lsdException w:name="Intense Emphasis" w:uiPriority="21" w:qFormat="1"/>
-    <w:lsdException w:name="Subtle Reference" w:uiPriority="31" w:qFormat="1"/>
-    <w:lsdException w:name="Intense Reference" w:uiPriority="32" w:qFormat="1"/>
-    <w:lsdException w:name="Book Title" w:uiPriority="33" w:qFormat="1"/>
-    <w:lsdException w:name="Bibliography" w:semiHidden="1" w:uiPriority="37" w:unhideWhenUsed="1"/>
-    <w:lsdException w:name="TOC Heading" w:semiHidden="1" w:uiPriority="39" w:unhideWhenUsed="1" w:qFormat="1"/>
-    <w:lsdException w:name="Plain Table 1" w:uiPriority="41"/>
-    <w:lsdException w:name="Plain Table 2" w:uiPriority="42"/>
-    <w:lsdException w:name="Plain Table 3" w:uiPriority="43"/>
-    <w:lsdException w:name="Plain Table 4" w:uiPriority="44"/>
-    <w:lsdException w:name="Plain Table 5" w:uiPriority="45"/>
-    <w:lsdException w:name="Grid Table Light" w:uiPriority="40"/>
-    <w:lsdException w:name="Grid Table 1 Light" w:uiPriority="46"/>
-    <w:lsdException w:name="Grid Table 2" w:uiPriority="47"/>
-    <w:lsdException w:name="Grid Table 3" w:uiPriority="48"/>
-    <w:lsdException w:name="Grid Table 4" w:uiPriority="49"/>
-    <w:lsdException w:name="Grid Table 5 Dark" w:uiPriority="50"/>
-    <w:lsdException w:name="Grid Table 6 Colorful" w:uiPriority="51"/>
-    <w:lsdException w:name="Grid Table 7 Colorful" w:uiPriority="52"/>
-    <w:lsdException w:name="Grid Table 1 Light Accent 1" w:uiPriority="46"/>
-    <w:lsdException w:name="Grid Table 2 Accent 1" w:uiPriority="47"/>
-    <w:lsdException w:name="Grid Table 3 Accent 1" w:uiPriority="48"/>
-    <w:lsdException w:name="Grid Table 4 Accent 1" w:uiPriority="49"/>
-    <w:lsdException w:name="Grid Table 5 Dark Accent 1" w:uiPriority="50"/>
-    <w:lsdException w:name="Grid Table 6 Colorful Accent 1" w:uiPriority="51"/>
-    <w:lsdException w:name="Grid Table 7 Colorful Accent 1" w:uiPriority="52"/>
-    <w:lsdException w:name="Grid Table 1 Light Accent 2" w:uiPriority="46"/>
-    <w:lsdException w:name="Grid Table 2 Accent 2" w:uiPriority="47"/>
-    <w:lsdException w:name="Grid Table 3 Accent 2" w:uiPriority="48"/>
-    <w:lsdException w:name="Grid Table 4 Accent 2" w:uiPriority="49"/>
-    <w:lsdException w:name="Grid Table 5 Dark Accent 2" w:uiPriority="50"/>
-    <w:lsdException w:name="Grid Table 6 Colorful Accent 2" w:uiPriority="51"/>
-    <w:lsdException w:name="Grid Table 7 Colorful Accent 2" w:uiPriority="52"/>
-    <w:lsdException w:name="Grid Table 1 Light Accent 3" w:uiPriority="46"/>
-    <w:lsdException w:name="Grid Table 2 Accent 3" w:uiPriority="47"/>
-    <w:lsdException w:name="Grid Table 3 Accent 3" w:uiPriority="48"/>
-    <w:lsdException w:name="Grid Table 4 Accent 3" w:uiPriority="49"/>
-    <w:lsdException w:name="Grid Table 5 Dark Accent 3" w:uiPriority="50"/>
-    <w:lsdException w:name="Grid Table 6 Colorful Accent 3" w:uiPriority="51"/>
-    <w:lsdException w:name="Grid Table 7 Colorful Accent 3" w:uiPriority="52"/>
-    <w:lsdException w:name="Grid Table 1 Light Accent 4" w:uiPriority="46"/>
-    <w:lsdException w:name="Grid Table 2 Accent 4" w:uiPriority="47"/>
-    <w:lsdException w:name="Grid Table 3 Accent 4" w:uiPriority="48"/>
-    <w:lsdException w:name="Grid Table 4 Accent 4" w:uiPriority="49"/>
-    <w:lsdException w:name="Grid Table 5 Dark Accent 4" w:uiPriority="50"/>
-    <w:lsdException w:name="Grid Table 6 Colorful Accent 4" w:uiPriority="51"/>
-    <w:lsdException w:name="Grid Table 7 Colorful Accent 4" w:uiPriority="52"/>
-    <w:lsdException w:name="Grid Table 1 Light Accent 5" w:uiPriority="46"/>
-    <w:lsdException w:name="Grid Table 2 Accent 5" w:uiPriority="47"/>
-    <w:lsdException w:name="Grid Table 3 Accent 5" w:uiPriority="48"/>
-    <w:lsdException w:name="Grid Table 4 Accent 5" w:uiPriority="49"/>
-    <w:lsdException w:name="Grid Table 5 Dark Accent 5" w:uiPriority="50"/>
-    <w:lsdException w:name="Grid Table 6 Colorful Accent 5" w:uiPriority="51"/>
-    <w:lsdException w:name="Grid Table 7 Colorful Accent 5" w:uiPriority="52"/>
-    <w:lsdException w:name="Grid Table 1 Light Accent 6" w:uiPriority="46"/>
-    <w:lsdException w:name="Grid Table 2 Accent 6" w:uiPriority="47"/>
-    <w:lsdException w:name="Grid Table 3 Accent 6" w:uiPriority="48"/>
-    <w:lsdException w:name="Grid Table 4 Accent 6" w:uiPriority="49"/>
-    <w:lsdException w:name="Grid Table 5 Dark Accent 6" w:uiPriority="50"/>
-    <w:lsdException w:name="Grid Table 6 Colorful Accent 6" w:uiPriority="51"/>
-    <w:lsdException w:name="Grid Table 7 Colorful Accent 6" w:uiPriority="52"/>
-    <w:lsdException w:name="List Table 1 Light" w:uiPriority="46"/>
-    <w:lsdException w:name="List Table 2" w:uiPriority="47"/>
-    <w:lsdException w:name="List Table 3" w:uiPriority="48"/>
-    <w:lsdException w:name="List Table 4" w:uiPriority="49"/>
-    <w:lsdException w:name="List Table 5 Dark" w:uiPriority="50"/>
-    <w:lsdException w:name="List Table 6 Colorful" w:uiPriority="51"/>
-    <w:lsdException w:name="List Table 7 Colorful" w:uiPriority="52"/>
-    <w:lsdException w:name="List Table 1 Light Accent 1" w:uiPriority="46"/>
-    <w:lsdException w:name="List Table 2 Accent 1" w:uiPriority="47"/>
-    <w:lsdException w:name="List Table 3 Accent 1" w:uiPriority="48"/>
-    <w:lsdException w:name="List Table 4 Accent 1" w:uiPriority="49"/>
-    <w:lsdException w:name="List Table 5 Dark Accent 1" w:uiPriority="50"/>
-    <w:lsdException w:name="List Table 6 Colorful Accent 1" w:uiPriority="51"/>
-    <w:lsdException w:name="List Table 7 Colorful Accent 1" w:uiPriority="52"/>
-    <w:lsdException w:name="List Table 1 Light Accent 2" w:uiPriority="46"/>
-    <w:lsdException w:name="List Table 2 Accent 2" w:uiPriority="47"/>
-    <w:lsdException w:name="List Table 3 Accent 2" w:uiPriority="48"/>
-    <w:lsdException w:name="List Table 4 Accent 2" w:uiPriority="49"/>
-    <w:lsdException w:name="List Table 5 Dark Accent 2" w:uiPriority="50"/>
-    <w:lsdException w:name="List Table 6 Colorful Accent 2" w:uiPriority="51"/>
-    <w:lsdException w:name="List Table 7 Colorful Accent 2" w:uiPriority="52"/>
-    <w:lsdException w:name="List Table 1 Light Accent 3" w:uiPriority="46"/>
-    <w:lsdException w:name="List Table 2 Accent 3" w:uiPriority="47"/>
-    <w:lsdException w:name="List Table 3 Accent 3" w:uiPriority="48"/>
-    <w:lsdException w:name="List Table 4 Accent 3" w:uiPriority="49"/>
-    <w:lsdException w:name="List Table 5 Dark Accent 3" w:uiPriority="50"/>
-    <w:lsdException w:name="List Table 6 Colorful Accent 3" w:uiPriority="51"/>
-    <w:lsdException w:name="List Table 7 Colorful Accent 3" w:uiPriority="52"/>
-    <w:lsdException w:name="List Table 1 Light Accent 4" w:uiPriority="46"/>
-    <w:lsdException w:name="List Table 2 Accent 4" w:uiPriority="47"/>
-    <w:lsdException w:name="List Table 3 Accent 4" w:uiPriority="48"/>
-    <w:lsdException w:name="List Table 4 Accent 4" w:uiPriority="49"/>
-    <w:lsdException w:name="List Table 5 Dark Accent 4" w:uiPriority="50"/>
-    <w:lsdException w:name="List Table 6 Colorful Accent 4" w:uiPriority="51"/>
-    <w:lsdException w:name="List Table 7 Colorful Accent 4" w:uiPriority="52"/>
-    <w:lsdException w:name="List Table 1 Light Accent 5" w:uiPriority="46"/>
-    <w:lsdException w:name="List Table 2 Accent 5" w:uiPriority="47"/>
-    <w:lsdException w:name="List Table 3 Accent 5" w:uiPriority="48"/>
-    <w:lsdException w:name="List Table 4 Accent 5" w:uiPriority="49"/>
-    <w:lsdException w:name="List Table 5 Dark Accent 5" w:uiPriority="50"/>
-    <w:lsdException w:name="List Table 6 Colorful Accent 5" w:uiPriority="51"/>
-    <w:lsdException w:name="List Table 7 Colorful Accent 5" w:uiPriority="52"/>
-    <w:lsdException w:name="List Table 1 Light Accent 6" w:uiPriority="46"/>
-    <w:lsdException w:name="List Table 2 Accent 6" w:uiPriority="47"/>
-    <w:lsdException w:name="List Table 3 Accent 6" w:uiPriority="48"/>
-    <w:lsdException w:name="List Table 4 Accent 6" w:uiPriority="49"/>
-    <w:lsdException w:name="List Table 5 Dark Accent 6" w:uiPriority="50"/>
-    <w:lsdException w:name="List Table 6 Colorful Accent 6" w:uiPriority="51"/>
-    <w:lsdException w:name="List Table 7 Colorful Accent 6" w:uiPriority="52"/>
-    <w:lsdException w:name="Mention" w:semiHidden="1" w:unhideWhenUsed="1"/>
-    <w:lsdException w:name="Smart Hyperlink" w:semiHidden="1" w:unhideWhenUsed="1"/>
-    <w:lsdException w:name="Hashtag" w:semiHidden="1" w:unhideWhenUsed="1"/>
-    <w:lsdException w:name="Unresolved Mention" w:semiHidden="1" w:unhideWhenUsed="1"/>
-    <w:lsdException w:name="Smart Link" w:semiHidden="1" w:unhideWhenUsed="1"/>
-  </w:latentStyles>
-  <w:style w:type="paragraph" w:default="1" w:styleId="Normal">
-    <w:name w:val="Normal"/>
-    <w:qFormat/>
+  <w:style w:type="table" w:styleId="TableNormal" w:default="1">
+    <w:name w:val="TableNormal"/>
+    <w:tblPr>
+      <w:tblCellMar>
+        <w:top w:w="100.0" w:type="dxa"/>
+        <w:left w:w="100.0" w:type="dxa"/>
+        <w:bottom w:w="100.0" w:type="dxa"/>
+        <w:right w:w="100.0" w:type="dxa"/>
+      </w:tblCellMar>
+    </w:tblPr>
   </w:style>
-  <w:style w:type="paragraph" w:styleId="Ttulo1">
+  <w:style w:type="paragraph" w:styleId="Normal" w:default="1">
+    <w:name w:val="normal"/>
+  </w:style>
+  <w:style w:type="paragraph" w:styleId="Heading1">
     <w:name w:val="heading 1"/>
     <w:basedOn w:val="Normal"/>
     <w:next w:val="Normal"/>
-    <w:uiPriority w:val="9"/>
-    <w:qFormat/>
     <w:pPr>
-      <w:keepNext/>
-      <w:keepLines/>
-      <w:spacing w:before="360" w:after="80"/>
-      <w:outlineLvl w:val="0"/>
+      <w:keepNext w:val="1"/>
+      <w:keepLines w:val="1"/>
+      <w:spacing w:after="80" w:before="360" w:lineRule="auto"/>
     </w:pPr>
     <w:rPr>
-      <w:color w:val="2F5496"/>
+      <w:rFonts w:ascii="Calibri" w:cs="Calibri" w:eastAsia="Calibri" w:hAnsi="Calibri"/>
+      <w:color w:val="2f5496"/>
       <w:sz w:val="40"/>
       <w:szCs w:val="40"/>
     </w:rPr>
   </w:style>
-  <w:style w:type="paragraph" w:styleId="Ttulo2">
+  <w:style w:type="paragraph" w:styleId="Heading2">
     <w:name w:val="heading 2"/>
     <w:basedOn w:val="Normal"/>
     <w:next w:val="Normal"/>
-    <w:uiPriority w:val="9"/>
-    <w:semiHidden/>
-    <w:unhideWhenUsed/>
-    <w:qFormat/>
     <w:pPr>
-      <w:keepNext/>
-      <w:keepLines/>
-      <w:spacing w:before="160" w:after="80"/>
-      <w:outlineLvl w:val="1"/>
+      <w:keepNext w:val="1"/>
+      <w:keepLines w:val="1"/>
+      <w:spacing w:after="80" w:before="160" w:lineRule="auto"/>
     </w:pPr>
     <w:rPr>
-      <w:color w:val="2F5496"/>
+      <w:rFonts w:ascii="Calibri" w:cs="Calibri" w:eastAsia="Calibri" w:hAnsi="Calibri"/>
+      <w:color w:val="2f5496"/>
       <w:sz w:val="32"/>
       <w:szCs w:val="32"/>
     </w:rPr>
   </w:style>
-  <w:style w:type="paragraph" w:styleId="Ttulo3">
+  <w:style w:type="paragraph" w:styleId="Heading3">
     <w:name w:val="heading 3"/>
     <w:basedOn w:val="Normal"/>
     <w:next w:val="Normal"/>
-    <w:uiPriority w:val="9"/>
-    <w:semiHidden/>
-    <w:unhideWhenUsed/>
-    <w:qFormat/>
     <w:pPr>
-      <w:keepNext/>
-      <w:keepLines/>
-      <w:spacing w:before="160" w:after="80"/>
-      <w:outlineLvl w:val="2"/>
+      <w:keepNext w:val="1"/>
+      <w:keepLines w:val="1"/>
+      <w:spacing w:after="80" w:before="160" w:lineRule="auto"/>
     </w:pPr>
     <w:rPr>
-      <w:color w:val="2F5496"/>
+      <w:color w:val="2f5496"/>
       <w:sz w:val="28"/>
       <w:szCs w:val="28"/>
     </w:rPr>
   </w:style>
-  <w:style w:type="paragraph" w:styleId="Ttulo4">
+  <w:style w:type="paragraph" w:styleId="Heading4">
     <w:name w:val="heading 4"/>
     <w:basedOn w:val="Normal"/>
     <w:next w:val="Normal"/>
-    <w:uiPriority w:val="9"/>
-    <w:semiHidden/>
-    <w:unhideWhenUsed/>
-    <w:qFormat/>
     <w:pPr>
-      <w:keepNext/>
-      <w:keepLines/>
-      <w:spacing w:before="80" w:after="40"/>
-      <w:outlineLvl w:val="3"/>
+      <w:keepNext w:val="1"/>
+      <w:keepLines w:val="1"/>
+      <w:spacing w:after="40" w:before="80" w:lineRule="auto"/>
     </w:pPr>
     <w:rPr>
-      <w:i/>
-      <w:iCs/>
-      <w:color w:val="2F5496"/>
+      <w:i w:val="1"/>
+      <w:iCs w:val="1"/>
+      <w:color w:val="2f5496"/>
     </w:rPr>
   </w:style>
-  <w:style w:type="paragraph" w:styleId="Ttulo5">
+  <w:style w:type="paragraph" w:styleId="Heading5">
     <w:name w:val="heading 5"/>
     <w:basedOn w:val="Normal"/>
     <w:next w:val="Normal"/>
-    <w:uiPriority w:val="9"/>
-    <w:semiHidden/>
-    <w:unhideWhenUsed/>
-    <w:qFormat/>
     <w:pPr>
-      <w:keepNext/>
-      <w:keepLines/>
-      <w:spacing w:before="80" w:after="40"/>
-      <w:outlineLvl w:val="4"/>
+      <w:keepNext w:val="1"/>
+      <w:keepLines w:val="1"/>
+      <w:spacing w:after="40" w:before="80" w:lineRule="auto"/>
     </w:pPr>
     <w:rPr>
-      <w:color w:val="2F5496"/>
+      <w:color w:val="2f5496"/>
     </w:rPr>
   </w:style>
-  <w:style w:type="paragraph" w:styleId="Ttulo6">
+  <w:style w:type="paragraph" w:styleId="Heading6">
     <w:name w:val="heading 6"/>
     <w:basedOn w:val="Normal"/>
     <w:next w:val="Normal"/>
-    <w:uiPriority w:val="9"/>
-    <w:semiHidden/>
-    <w:unhideWhenUsed/>
-    <w:qFormat/>
     <w:pPr>
-      <w:keepNext/>
-      <w:keepLines/>
-      <w:spacing w:before="40" w:after="0"/>
-      <w:outlineLvl w:val="5"/>
+      <w:keepNext w:val="1"/>
+      <w:keepLines w:val="1"/>
+      <w:spacing w:after="0" w:before="40" w:lineRule="auto"/>
     </w:pPr>
     <w:rPr>
-      <w:i/>
-      <w:iCs/>
+      <w:i w:val="1"/>
+      <w:iCs w:val="1"/>
       <w:color w:val="595959"/>
     </w:rPr>
   </w:style>
-  <w:style w:type="character" w:default="1" w:styleId="Fuentedeprrafopredeter">
-    <w:name w:val="Default Paragraph Font"/>
-    <w:uiPriority w:val="1"/>
-    <w:semiHidden/>
-    <w:unhideWhenUsed/>
-  </w:style>
-  <w:style w:type="table" w:default="1" w:styleId="Tablanormal">
-    <w:name w:val="Normal Table"/>
-    <w:uiPriority w:val="99"/>
-    <w:semiHidden/>
-    <w:unhideWhenUsed/>
-    <w:tblPr>
-      <w:tblInd w:w="0" w:type="dxa"/>
-      <w:tblCellMar>
-        <w:top w:w="0" w:type="dxa"/>
-        <w:left w:w="108" w:type="dxa"/>
-        <w:bottom w:w="0" w:type="dxa"/>
-        <w:right w:w="108" w:type="dxa"/>
-      </w:tblCellMar>
-    </w:tblPr>
-  </w:style>
-  <w:style w:type="numbering" w:default="1" w:styleId="Sinlista">
-    <w:name w:val="No List"/>
-    <w:uiPriority w:val="99"/>
-    <w:semiHidden/>
-    <w:unhideWhenUsed/>
-  </w:style>
-  <w:style w:type="table" w:customStyle="1" w:styleId="TableNormal">
-    <w:name w:val="TableNormal"/>
-    <w:tblPr>
-      <w:tblCellMar>
-        <w:top w:w="100" w:type="dxa"/>
-        <w:left w:w="100" w:type="dxa"/>
-        <w:bottom w:w="100" w:type="dxa"/>
-        <w:right w:w="100" w:type="dxa"/>
-      </w:tblCellMar>
-    </w:tblPr>
-  </w:style>
-  <w:style w:type="paragraph" w:styleId="Ttulo">
+  <w:style w:type="paragraph" w:styleId="Title">
     <w:name w:val="Title"/>
     <w:basedOn w:val="Normal"/>
     <w:next w:val="Normal"/>
-    <w:uiPriority w:val="10"/>
-    <w:qFormat/>
     <w:pPr>
       <w:spacing w:after="80" w:line="240" w:lineRule="auto"/>
     </w:pPr>
     <w:rPr>
+      <w:rFonts w:ascii="Calibri" w:cs="Calibri" w:eastAsia="Calibri" w:hAnsi="Calibri"/>
       <w:sz w:val="56"/>
       <w:szCs w:val="56"/>
     </w:rPr>
   </w:style>
-  <w:style w:type="paragraph" w:styleId="Subttulo">
+  <w:style w:type="paragraph" w:styleId="Subtitle">
     <w:name w:val="Subtitle"/>
     <w:basedOn w:val="Normal"/>
     <w:next w:val="Normal"/>
-    <w:uiPriority w:val="11"/>
-    <w:qFormat/>
+    <w:pPr/>
     <w:rPr>
       <w:color w:val="595959"/>
       <w:sz w:val="28"/>
       <w:szCs w:val="28"/>
     </w:rPr>
   </w:style>
-  <w:style w:type="table" w:customStyle="1" w:styleId="a">
+  <w:style w:type="table" w:styleId="Table1">
     <w:basedOn w:val="TableNormal"/>
     <w:tblPr>
       <w:tblStyleRowBandSize w:val="1"/>
       <w:tblStyleColBandSize w:val="1"/>
       <w:tblCellMar>
-        <w:top w:w="15" w:type="dxa"/>
-        <w:left w:w="15" w:type="dxa"/>
-        <w:bottom w:w="15" w:type="dxa"/>
-        <w:right w:w="15" w:type="dxa"/>
+        <w:top w:w="15.0" w:type="dxa"/>
+        <w:left w:w="15.0" w:type="dxa"/>
+        <w:bottom w:w="15.0" w:type="dxa"/>
+        <w:right w:w="15.0" w:type="dxa"/>
       </w:tblCellMar>
     </w:tblPr>
   </w:style>
@@ -2596,17 +2608,17 @@
 </a:theme>
 </file>
 
-<file path=customXml/item1.xml><?xml version="1.0" encoding="utf-8"?>
+<file path=customXML/item1.xml><?xml version="1.0" encoding="utf-8"?>
 <go:gDocsCustomXmlDataStorage xmlns:go="http://customooxmlschemas.google.com/" xmlns:r="http://schemas.openxmlformats.org/officeDocument/2006/relationships" uri="GoogleDocsCustomDataVersion2">
   <go:docsCustomData xmlns:go="http://customooxmlschemas.google.com/" roundtripDataSignature="AMtx7mj63cHtPuN5UJHQd+oIaynWXgiN/A==">CgMxLjA4AHIhMThab0dtM1ZNWENHSlQzWEU2dUd3WW5nUWZXVDhsd2Uy</go:docsCustomData>
 </go:gDocsCustomXmlDataStorage>
 </file>
 
-<file path=customXml/itemProps1.xml><?xml version="1.0" encoding="utf-8"?>
+<file path=customXML/itemProps1.xml><?xml version="1.0" encoding="utf-8"?>
 <ds:datastoreItem xmlns:ds="http://schemas.openxmlformats.org/officeDocument/2006/customXml" ds:itemID="{11111111-1234-1234-1234-123412341234}">
   <ds:schemaRefs>
+    <ds:schemaRef ds:uri="http://schemas.openxmlformats.org/officeDocument/2006/relationships"/>
     <ds:schemaRef ds:uri="http://customooxmlschemas.google.com/"/>
-    <ds:schemaRef ds:uri="http://schemas.openxmlformats.org/officeDocument/2006/relationships"/>
   </ds:schemaRefs>
 </ds:datastoreItem>
 </file>